--- a/образец отчета.docx
+++ b/образец отчета.docx
@@ -175,7 +175,7 @@
                     </wp:anchor>
                   </w:drawing>
                 </mc:Choice>
-                <mc:Fallback xmlns:cx="http://schemas.microsoft.com/office/drawing/2014/chartex" xmlns:cx1="http://schemas.microsoft.com/office/drawing/2015/9/8/chartex" xmlns:cx2="http://schemas.microsoft.com/office/drawing/2015/10/21/chartex" xmlns:cx3="http://schemas.microsoft.com/office/drawing/2016/5/9/chartex" xmlns:cx4="http://schemas.microsoft.com/office/drawing/2016/5/10/chartex" xmlns:cx5="http://schemas.microsoft.com/office/drawing/2016/5/11/chartex" xmlns:cx6="http://schemas.microsoft.com/office/drawing/2016/5/12/chartex" xmlns:cx7="http://schemas.microsoft.com/office/drawing/2016/5/13/chartex" xmlns:cx8="http://schemas.microsoft.com/office/drawing/2016/5/14/chartex" xmlns:aink="http://schemas.microsoft.com/office/drawing/2016/ink" xmlns:am3d="http://schemas.microsoft.com/office/drawing/2017/model3d" xmlns:oel="http://schemas.microsoft.com/office/2019/extlst" xmlns:w16cex="http://schemas.microsoft.com/office/word/2018/wordml/cex" xmlns:w16cid="http://schemas.microsoft.com/office/word/2016/wordml/cid" xmlns:w16="http://schemas.microsoft.com/office/word/2018/wordml" xmlns:w16du="http://schemas.microsoft.com/office/word/2023/wordml/word16du" xmlns:w16sdtdh="http://schemas.microsoft.com/office/word/2020/wordml/sdtdatahash" xmlns:w16sdtfl="http://schemas.microsoft.com/office/word/2024/wordml/sdtformatlock" xmlns:w16se="http://schemas.microsoft.com/office/word/2015/wordml/symex">
+                <mc:Fallback xmlns:w16se="http://schemas.microsoft.com/office/word/2015/wordml/symex" xmlns:w16sdtfl="http://schemas.microsoft.com/office/word/2024/wordml/sdtformatlock" xmlns:w16sdtdh="http://schemas.microsoft.com/office/word/2020/wordml/sdtdatahash" xmlns:w16du="http://schemas.microsoft.com/office/word/2023/wordml/word16du" xmlns:w16="http://schemas.microsoft.com/office/word/2018/wordml" xmlns:w16cid="http://schemas.microsoft.com/office/word/2016/wordml/cid" xmlns:w16cex="http://schemas.microsoft.com/office/word/2018/wordml/cex" xmlns:oel="http://schemas.microsoft.com/office/2019/extlst" xmlns:am3d="http://schemas.microsoft.com/office/drawing/2017/model3d" xmlns:aink="http://schemas.microsoft.com/office/drawing/2016/ink" xmlns:cx8="http://schemas.microsoft.com/office/drawing/2016/5/14/chartex" xmlns:cx7="http://schemas.microsoft.com/office/drawing/2016/5/13/chartex" xmlns:cx6="http://schemas.microsoft.com/office/drawing/2016/5/12/chartex" xmlns:cx5="http://schemas.microsoft.com/office/drawing/2016/5/11/chartex" xmlns:cx4="http://schemas.microsoft.com/office/drawing/2016/5/10/chartex" xmlns:cx3="http://schemas.microsoft.com/office/drawing/2016/5/9/chartex" xmlns:cx2="http://schemas.microsoft.com/office/drawing/2015/10/21/chartex" xmlns:cx1="http://schemas.microsoft.com/office/drawing/2015/9/8/chartex" xmlns:cx="http://schemas.microsoft.com/office/drawing/2014/chartex">
                   <w:pict>
                     <v:line w14:anchorId="0ABD3141" id="Прямая соединительная линия 3" o:spid="_x0000_s1026" style="position:absolute;flip:y;z-index:251675648;visibility:visible;mso-wrap-style:square;mso-width-percent:0;mso-height-percent:0;mso-wrap-distance-left:9pt;mso-wrap-distance-top:0;mso-wrap-distance-right:9pt;mso-wrap-distance-bottom:0;mso-position-horizontal:absolute;mso-position-horizontal-relative:text;mso-position-vertical:absolute;mso-position-vertical-relative:text;mso-width-percent:0;mso-height-percent:0;mso-width-relative:margin;mso-height-relative:margin" from="37.35pt,16.85pt" to="228.8pt,16.85pt" o:gfxdata="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" strokecolor="black [3040]"/>
                   </w:pict>
@@ -401,7 +401,7 @@
                     </wp:anchor>
                   </w:drawing>
                 </mc:Choice>
-                <mc:Fallback xmlns:cx="http://schemas.microsoft.com/office/drawing/2014/chartex" xmlns:cx1="http://schemas.microsoft.com/office/drawing/2015/9/8/chartex" xmlns:cx2="http://schemas.microsoft.com/office/drawing/2015/10/21/chartex" xmlns:cx3="http://schemas.microsoft.com/office/drawing/2016/5/9/chartex" xmlns:cx4="http://schemas.microsoft.com/office/drawing/2016/5/10/chartex" xmlns:cx5="http://schemas.microsoft.com/office/drawing/2016/5/11/chartex" xmlns:cx6="http://schemas.microsoft.com/office/drawing/2016/5/12/chartex" xmlns:cx7="http://schemas.microsoft.com/office/drawing/2016/5/13/chartex" xmlns:cx8="http://schemas.microsoft.com/office/drawing/2016/5/14/chartex" xmlns:aink="http://schemas.microsoft.com/office/drawing/2016/ink" xmlns:am3d="http://schemas.microsoft.com/office/drawing/2017/model3d" xmlns:oel="http://schemas.microsoft.com/office/2019/extlst" xmlns:w16cex="http://schemas.microsoft.com/office/word/2018/wordml/cex" xmlns:w16cid="http://schemas.microsoft.com/office/word/2016/wordml/cid" xmlns:w16="http://schemas.microsoft.com/office/word/2018/wordml" xmlns:w16du="http://schemas.microsoft.com/office/word/2023/wordml/word16du" xmlns:w16sdtdh="http://schemas.microsoft.com/office/word/2020/wordml/sdtdatahash" xmlns:w16sdtfl="http://schemas.microsoft.com/office/word/2024/wordml/sdtformatlock" xmlns:w16se="http://schemas.microsoft.com/office/word/2015/wordml/symex">
+                <mc:Fallback xmlns:w16se="http://schemas.microsoft.com/office/word/2015/wordml/symex" xmlns:w16sdtfl="http://schemas.microsoft.com/office/word/2024/wordml/sdtformatlock" xmlns:w16sdtdh="http://schemas.microsoft.com/office/word/2020/wordml/sdtdatahash" xmlns:w16du="http://schemas.microsoft.com/office/word/2023/wordml/word16du" xmlns:w16="http://schemas.microsoft.com/office/word/2018/wordml" xmlns:w16cid="http://schemas.microsoft.com/office/word/2016/wordml/cid" xmlns:w16cex="http://schemas.microsoft.com/office/word/2018/wordml/cex" xmlns:oel="http://schemas.microsoft.com/office/2019/extlst" xmlns:am3d="http://schemas.microsoft.com/office/drawing/2017/model3d" xmlns:aink="http://schemas.microsoft.com/office/drawing/2016/ink" xmlns:cx8="http://schemas.microsoft.com/office/drawing/2016/5/14/chartex" xmlns:cx7="http://schemas.microsoft.com/office/drawing/2016/5/13/chartex" xmlns:cx6="http://schemas.microsoft.com/office/drawing/2016/5/12/chartex" xmlns:cx5="http://schemas.microsoft.com/office/drawing/2016/5/11/chartex" xmlns:cx4="http://schemas.microsoft.com/office/drawing/2016/5/10/chartex" xmlns:cx3="http://schemas.microsoft.com/office/drawing/2016/5/9/chartex" xmlns:cx2="http://schemas.microsoft.com/office/drawing/2015/10/21/chartex" xmlns:cx1="http://schemas.microsoft.com/office/drawing/2015/9/8/chartex" xmlns:cx="http://schemas.microsoft.com/office/drawing/2014/chartex">
                   <w:pict>
                     <v:line w14:anchorId="494DE7B4" id="Прямая соединительная линия 2" o:spid="_x0000_s1026" style="position:absolute;flip:y;z-index:251674624;visibility:visible;mso-wrap-style:square;mso-width-percent:0;mso-height-percent:0;mso-wrap-distance-left:9pt;mso-wrap-distance-top:0;mso-wrap-distance-right:9pt;mso-wrap-distance-bottom:0;mso-position-horizontal:absolute;mso-position-horizontal-relative:text;mso-position-vertical:absolute;mso-position-vertical-relative:text;mso-width-percent:0;mso-height-percent:0;mso-width-relative:margin;mso-height-relative:margin" from="-24.25pt,16.85pt" to="185.75pt,16.85pt" o:gfxdata="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" strokecolor="black [3040]"/>
                   </w:pict>
@@ -1589,7 +1589,7 @@
               </wp:anchor>
             </w:drawing>
           </mc:Choice>
-          <mc:Fallback xmlns:cx="http://schemas.microsoft.com/office/drawing/2014/chartex" xmlns:cx1="http://schemas.microsoft.com/office/drawing/2015/9/8/chartex" xmlns:cx2="http://schemas.microsoft.com/office/drawing/2015/10/21/chartex" xmlns:cx3="http://schemas.microsoft.com/office/drawing/2016/5/9/chartex" xmlns:cx4="http://schemas.microsoft.com/office/drawing/2016/5/10/chartex" xmlns:cx5="http://schemas.microsoft.com/office/drawing/2016/5/11/chartex" xmlns:cx6="http://schemas.microsoft.com/office/drawing/2016/5/12/chartex" xmlns:cx7="http://schemas.microsoft.com/office/drawing/2016/5/13/chartex" xmlns:cx8="http://schemas.microsoft.com/office/drawing/2016/5/14/chartex" xmlns:aink="http://schemas.microsoft.com/office/drawing/2016/ink" xmlns:am3d="http://schemas.microsoft.com/office/drawing/2017/model3d" xmlns:oel="http://schemas.microsoft.com/office/2019/extlst" xmlns:w16cex="http://schemas.microsoft.com/office/word/2018/wordml/cex" xmlns:w16cid="http://schemas.microsoft.com/office/word/2016/wordml/cid" xmlns:w16="http://schemas.microsoft.com/office/word/2018/wordml" xmlns:w16du="http://schemas.microsoft.com/office/word/2023/wordml/word16du" xmlns:w16sdtdh="http://schemas.microsoft.com/office/word/2020/wordml/sdtdatahash" xmlns:w16sdtfl="http://schemas.microsoft.com/office/word/2024/wordml/sdtformatlock" xmlns:w16se="http://schemas.microsoft.com/office/word/2015/wordml/symex">
+          <mc:Fallback xmlns:w16se="http://schemas.microsoft.com/office/word/2015/wordml/symex" xmlns:w16sdtfl="http://schemas.microsoft.com/office/word/2024/wordml/sdtformatlock" xmlns:w16sdtdh="http://schemas.microsoft.com/office/word/2020/wordml/sdtdatahash" xmlns:w16du="http://schemas.microsoft.com/office/word/2023/wordml/word16du" xmlns:w16="http://schemas.microsoft.com/office/word/2018/wordml" xmlns:w16cid="http://schemas.microsoft.com/office/word/2016/wordml/cid" xmlns:w16cex="http://schemas.microsoft.com/office/word/2018/wordml/cex" xmlns:oel="http://schemas.microsoft.com/office/2019/extlst" xmlns:am3d="http://schemas.microsoft.com/office/drawing/2017/model3d" xmlns:aink="http://schemas.microsoft.com/office/drawing/2016/ink" xmlns:cx8="http://schemas.microsoft.com/office/drawing/2016/5/14/chartex" xmlns:cx7="http://schemas.microsoft.com/office/drawing/2016/5/13/chartex" xmlns:cx6="http://schemas.microsoft.com/office/drawing/2016/5/12/chartex" xmlns:cx5="http://schemas.microsoft.com/office/drawing/2016/5/11/chartex" xmlns:cx4="http://schemas.microsoft.com/office/drawing/2016/5/10/chartex" xmlns:cx3="http://schemas.microsoft.com/office/drawing/2016/5/9/chartex" xmlns:cx2="http://schemas.microsoft.com/office/drawing/2015/10/21/chartex" xmlns:cx1="http://schemas.microsoft.com/office/drawing/2015/9/8/chartex" xmlns:cx="http://schemas.microsoft.com/office/drawing/2014/chartex">
             <w:pict>
               <v:line w14:anchorId="18F08F31" id="Прямая соединительная линия 6" o:spid="_x0000_s1026" style="position:absolute;flip:y;z-index:251668480;visibility:visible;mso-wrap-style:square;mso-width-percent:0;mso-height-percent:0;mso-wrap-distance-left:9pt;mso-wrap-distance-top:0;mso-wrap-distance-right:9pt;mso-wrap-distance-bottom:0;mso-position-horizontal:absolute;mso-position-horizontal-relative:text;mso-position-vertical:absolute;mso-position-vertical-relative:text;mso-width-percent:0;mso-height-percent:0;mso-width-relative:margin;mso-height-relative:margin" from="1.55pt,41.5pt" to="474.8pt,41.5pt" o:gfxdata="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" strokecolor="black [3040]"/>
             </w:pict>
@@ -2382,9 +2382,153 @@
         <w:t xml:space="preserve"> «Гарант Оценка»</w:t>
       </w:r>
     </w:p>
+    <w:p>
+      <w:pPr>
+        <w:spacing w:line="240" w:lineRule="auto"/>
+        <w:ind w:left="5760"/>
+        <w:jc w:val="both"/>
+        <w:rPr>
+          <w:lang w:val="ru-RU"/>
+        </w:rPr>
+      </w:pPr>
+    </w:p>
+    <w:p>
+      <w:pPr>
+        <w:spacing w:line="240" w:lineRule="auto"/>
+        <w:ind w:left="5760"/>
+        <w:jc w:val="both"/>
+        <w:rPr>
+          <w:lang w:val="ru-RU"/>
+        </w:rPr>
+      </w:pPr>
+    </w:p>
+    <w:p>
+      <w:pPr>
+        <w:spacing w:line="240" w:lineRule="auto"/>
+        <w:ind w:left="5760"/>
+        <w:jc w:val="both"/>
+        <w:rPr>
+          <w:lang w:val="ru-RU"/>
+        </w:rPr>
+      </w:pPr>
+    </w:p>
+    <w:p>
+      <w:pPr>
+        <w:spacing w:line="240" w:lineRule="auto"/>
+        <w:ind w:left="5760"/>
+        <w:jc w:val="both"/>
+        <w:rPr>
+          <w:lang w:val="ru-RU"/>
+        </w:rPr>
+      </w:pPr>
+    </w:p>
+    <w:p>
+      <w:pPr>
+        <w:spacing w:line="240" w:lineRule="auto"/>
+        <w:ind w:left="5760"/>
+        <w:jc w:val="both"/>
+        <w:rPr>
+          <w:lang w:val="ru-RU"/>
+        </w:rPr>
+      </w:pPr>
+    </w:p>
+    <w:p>
+      <w:pPr>
+        <w:spacing w:line="240" w:lineRule="auto"/>
+        <w:ind w:left="5760"/>
+        <w:jc w:val="both"/>
+        <w:rPr>
+          <w:lang w:val="ru-RU"/>
+        </w:rPr>
+      </w:pPr>
+    </w:p>
+    <w:p>
+      <w:pPr>
+        <w:spacing w:line="240" w:lineRule="auto"/>
+        <w:ind w:left="5760"/>
+        <w:jc w:val="both"/>
+        <w:rPr>
+          <w:lang w:val="ru-RU"/>
+        </w:rPr>
+      </w:pPr>
+    </w:p>
+    <w:p>
+      <w:pPr>
+        <w:spacing w:line="240" w:lineRule="auto"/>
+        <w:ind w:left="5760"/>
+        <w:jc w:val="both"/>
+        <w:rPr>
+          <w:lang w:val="ru-RU"/>
+        </w:rPr>
+      </w:pPr>
+    </w:p>
+    <w:p>
+      <w:pPr>
+        <w:spacing w:line="240" w:lineRule="auto"/>
+        <w:ind w:left="5760"/>
+        <w:jc w:val="both"/>
+        <w:rPr>
+          <w:lang w:val="ru-RU"/>
+        </w:rPr>
+      </w:pPr>
+    </w:p>
+    <w:p>
+      <w:pPr>
+        <w:spacing w:line="240" w:lineRule="auto"/>
+        <w:ind w:left="5760"/>
+        <w:jc w:val="both"/>
+        <w:rPr>
+          <w:lang w:val="ru-RU"/>
+        </w:rPr>
+      </w:pPr>
+    </w:p>
+    <w:p>
+      <w:pPr>
+        <w:spacing w:line="240" w:lineRule="auto"/>
+        <w:ind w:left="5760"/>
+        <w:jc w:val="both"/>
+        <w:rPr>
+          <w:lang w:val="ru-RU"/>
+        </w:rPr>
+      </w:pPr>
+    </w:p>
+    <w:p>
+      <w:pPr>
+        <w:spacing w:line="240" w:lineRule="auto"/>
+        <w:ind w:left="5760"/>
+        <w:jc w:val="both"/>
+        <w:rPr>
+          <w:lang w:val="ru-RU"/>
+        </w:rPr>
+      </w:pPr>
+    </w:p>
+    <w:p>
+      <w:pPr>
+        <w:spacing w:line="240" w:lineRule="auto"/>
+        <w:ind w:left="5760"/>
+        <w:jc w:val="both"/>
+        <w:rPr>
+          <w:lang w:val="ru-RU"/>
+        </w:rPr>
+      </w:pPr>
+    </w:p>
+    <w:p>
+      <w:pPr>
+        <w:spacing w:line="240" w:lineRule="auto"/>
+        <w:ind w:left="5760"/>
+        <w:jc w:val="both"/>
+        <w:rPr>
+          <w:lang w:val="ru-RU"/>
+        </w:rPr>
+      </w:pPr>
+    </w:p>
     <w:sdt>
       <w:sdtPr>
         <w:rPr>
+          <w:rFonts w:asciiTheme="minorHAnsi" w:eastAsiaTheme="minorEastAsia" w:hAnsiTheme="minorHAnsi" w:cstheme="minorBidi"/>
+          <w:color w:val="auto"/>
+          <w:sz w:val="21"/>
+          <w:szCs w:val="21"/>
           <w:lang w:val="ru-RU"/>
         </w:rPr>
         <w:id w:val="-1428504029"/>
@@ -2395,12 +2539,8 @@
       </w:sdtPr>
       <w:sdtEndPr>
         <w:rPr>
-          <w:rFonts w:asciiTheme="minorHAnsi" w:eastAsiaTheme="minorEastAsia" w:hAnsiTheme="minorHAnsi" w:cstheme="minorBidi"/>
           <w:b/>
           <w:bCs/>
-          <w:color w:val="auto"/>
-          <w:sz w:val="21"/>
-          <w:szCs w:val="21"/>
           <w:lang w:val="en-US"/>
         </w:rPr>
       </w:sdtEndPr>
@@ -2416,8 +2556,8 @@
               <w:rFonts w:asciiTheme="minorHAnsi" w:hAnsiTheme="minorHAnsi"/>
               <w:b/>
               <w:color w:val="000000" w:themeColor="text1"/>
-              <w:sz w:val="28"/>
-              <w:szCs w:val="28"/>
+              <w:sz w:val="24"/>
+              <w:szCs w:val="24"/>
             </w:rPr>
           </w:pPr>
           <w:r>
@@ -2425,8 +2565,8 @@
               <w:rFonts w:asciiTheme="minorHAnsi" w:hAnsiTheme="minorHAnsi"/>
               <w:b/>
               <w:color w:val="000000" w:themeColor="text1"/>
-              <w:sz w:val="28"/>
-              <w:szCs w:val="28"/>
+              <w:sz w:val="24"/>
+              <w:szCs w:val="24"/>
               <w:lang w:val="ru-RU"/>
             </w:rPr>
             <w:t>Оглавление</w:t>
@@ -2444,18 +2584,30 @@
               <w:bCs w:val="0"/>
               <w:caps w:val="0"/>
               <w:noProof/>
-              <w:sz w:val="18"/>
-              <w:szCs w:val="18"/>
+              <w:sz w:val="21"/>
+              <w:szCs w:val="21"/>
               <w:lang w:val="ru-RU" w:eastAsia="ru-RU"/>
             </w:rPr>
           </w:pPr>
           <w:r>
+            <w:rPr>
+              <w:sz w:val="21"/>
+              <w:szCs w:val="21"/>
+            </w:rPr>
             <w:fldChar w:fldCharType="begin"/>
           </w:r>
           <w:r>
+            <w:rPr>
+              <w:sz w:val="21"/>
+              <w:szCs w:val="21"/>
+            </w:rPr>
             <w:instrText xml:space="preserve"> TOC \o "1-3" \h \z \u </w:instrText>
           </w:r>
           <w:r>
+            <w:rPr>
+              <w:sz w:val="21"/>
+              <w:szCs w:val="21"/>
+            </w:rPr>
             <w:fldChar w:fldCharType="separate"/>
           </w:r>
           <w:hyperlink w:anchor="_Toc232587821" w:history="1">
@@ -2463,8 +2615,8 @@
               <w:rPr>
                 <w:rStyle w:val="aff9"/>
                 <w:noProof/>
-                <w:sz w:val="18"/>
-                <w:szCs w:val="18"/>
+                <w:sz w:val="21"/>
+                <w:szCs w:val="21"/>
               </w:rPr>
               <w:t>1</w:t>
             </w:r>
@@ -2474,8 +2626,8 @@
                 <w:bCs w:val="0"/>
                 <w:caps w:val="0"/>
                 <w:noProof/>
-                <w:sz w:val="18"/>
-                <w:szCs w:val="18"/>
+                <w:sz w:val="21"/>
+                <w:szCs w:val="21"/>
                 <w:lang w:val="ru-RU" w:eastAsia="ru-RU"/>
               </w:rPr>
               <w:tab/>
@@ -2484,8 +2636,8 @@
               <w:rPr>
                 <w:rStyle w:val="aff9"/>
                 <w:noProof/>
-                <w:sz w:val="18"/>
-                <w:szCs w:val="18"/>
+                <w:sz w:val="21"/>
+                <w:szCs w:val="21"/>
               </w:rPr>
               <w:t>Общие сведения об оценке</w:t>
             </w:r>
@@ -2493,8 +2645,8 @@
               <w:rPr>
                 <w:noProof/>
                 <w:webHidden/>
-                <w:sz w:val="18"/>
-                <w:szCs w:val="18"/>
+                <w:sz w:val="21"/>
+                <w:szCs w:val="21"/>
               </w:rPr>
               <w:tab/>
             </w:r>
@@ -2502,8 +2654,8 @@
               <w:rPr>
                 <w:noProof/>
                 <w:webHidden/>
-                <w:sz w:val="18"/>
-                <w:szCs w:val="18"/>
+                <w:sz w:val="21"/>
+                <w:szCs w:val="21"/>
               </w:rPr>
               <w:fldChar w:fldCharType="begin"/>
             </w:r>
@@ -2511,8 +2663,8 @@
               <w:rPr>
                 <w:noProof/>
                 <w:webHidden/>
-                <w:sz w:val="18"/>
-                <w:szCs w:val="18"/>
+                <w:sz w:val="21"/>
+                <w:szCs w:val="21"/>
               </w:rPr>
               <w:instrText xml:space="preserve"> PAGEREF _Toc232587821 \h </w:instrText>
             </w:r>
@@ -2520,16 +2672,16 @@
               <w:rPr>
                 <w:noProof/>
                 <w:webHidden/>
-                <w:sz w:val="18"/>
-                <w:szCs w:val="18"/>
+                <w:sz w:val="21"/>
+                <w:szCs w:val="21"/>
               </w:rPr>
             </w:r>
             <w:r>
               <w:rPr>
                 <w:noProof/>
                 <w:webHidden/>
-                <w:sz w:val="18"/>
-                <w:szCs w:val="18"/>
+                <w:sz w:val="21"/>
+                <w:szCs w:val="21"/>
               </w:rPr>
               <w:fldChar w:fldCharType="separate"/>
             </w:r>
@@ -2537,17 +2689,17 @@
               <w:rPr>
                 <w:noProof/>
                 <w:webHidden/>
-                <w:sz w:val="18"/>
-                <w:szCs w:val="18"/>
-              </w:rPr>
-              <w:t>3</w:t>
+                <w:sz w:val="21"/>
+                <w:szCs w:val="21"/>
+              </w:rPr>
+              <w:t>4</w:t>
             </w:r>
             <w:r>
               <w:rPr>
                 <w:noProof/>
                 <w:webHidden/>
-                <w:sz w:val="18"/>
-                <w:szCs w:val="18"/>
+                <w:sz w:val="21"/>
+                <w:szCs w:val="21"/>
               </w:rPr>
               <w:fldChar w:fldCharType="end"/>
             </w:r>
@@ -2563,8 +2715,8 @@
             <w:rPr>
               <w:smallCaps w:val="0"/>
               <w:noProof/>
-              <w:sz w:val="18"/>
-              <w:szCs w:val="18"/>
+              <w:sz w:val="21"/>
+              <w:szCs w:val="21"/>
               <w:lang w:val="ru-RU" w:eastAsia="ru-RU"/>
             </w:rPr>
           </w:pPr>
@@ -2573,8 +2725,8 @@
               <w:rPr>
                 <w:rStyle w:val="aff9"/>
                 <w:noProof/>
-                <w:sz w:val="18"/>
-                <w:szCs w:val="18"/>
+                <w:sz w:val="21"/>
+                <w:szCs w:val="21"/>
               </w:rPr>
               <w:t>1.1</w:t>
             </w:r>
@@ -2582,8 +2734,8 @@
               <w:rPr>
                 <w:smallCaps w:val="0"/>
                 <w:noProof/>
-                <w:sz w:val="18"/>
-                <w:szCs w:val="18"/>
+                <w:sz w:val="21"/>
+                <w:szCs w:val="21"/>
                 <w:lang w:val="ru-RU" w:eastAsia="ru-RU"/>
               </w:rPr>
               <w:tab/>
@@ -2592,8 +2744,8 @@
               <w:rPr>
                 <w:rStyle w:val="aff9"/>
                 <w:noProof/>
-                <w:sz w:val="18"/>
-                <w:szCs w:val="18"/>
+                <w:sz w:val="21"/>
+                <w:szCs w:val="21"/>
               </w:rPr>
               <w:t>Задание на оценку</w:t>
             </w:r>
@@ -2601,8 +2753,8 @@
               <w:rPr>
                 <w:noProof/>
                 <w:webHidden/>
-                <w:sz w:val="18"/>
-                <w:szCs w:val="18"/>
+                <w:sz w:val="21"/>
+                <w:szCs w:val="21"/>
               </w:rPr>
               <w:tab/>
             </w:r>
@@ -2610,8 +2762,8 @@
               <w:rPr>
                 <w:noProof/>
                 <w:webHidden/>
-                <w:sz w:val="18"/>
-                <w:szCs w:val="18"/>
+                <w:sz w:val="21"/>
+                <w:szCs w:val="21"/>
               </w:rPr>
               <w:fldChar w:fldCharType="begin"/>
             </w:r>
@@ -2619,8 +2771,8 @@
               <w:rPr>
                 <w:noProof/>
                 <w:webHidden/>
-                <w:sz w:val="18"/>
-                <w:szCs w:val="18"/>
+                <w:sz w:val="21"/>
+                <w:szCs w:val="21"/>
               </w:rPr>
               <w:instrText xml:space="preserve"> PAGEREF _Toc232587822 \h </w:instrText>
             </w:r>
@@ -2628,16 +2780,16 @@
               <w:rPr>
                 <w:noProof/>
                 <w:webHidden/>
-                <w:sz w:val="18"/>
-                <w:szCs w:val="18"/>
+                <w:sz w:val="21"/>
+                <w:szCs w:val="21"/>
               </w:rPr>
             </w:r>
             <w:r>
               <w:rPr>
                 <w:noProof/>
                 <w:webHidden/>
-                <w:sz w:val="18"/>
-                <w:szCs w:val="18"/>
+                <w:sz w:val="21"/>
+                <w:szCs w:val="21"/>
               </w:rPr>
               <w:fldChar w:fldCharType="separate"/>
             </w:r>
@@ -2645,17 +2797,17 @@
               <w:rPr>
                 <w:noProof/>
                 <w:webHidden/>
-                <w:sz w:val="18"/>
-                <w:szCs w:val="18"/>
-              </w:rPr>
-              <w:t>3</w:t>
+                <w:sz w:val="21"/>
+                <w:szCs w:val="21"/>
+              </w:rPr>
+              <w:t>4</w:t>
             </w:r>
             <w:r>
               <w:rPr>
                 <w:noProof/>
                 <w:webHidden/>
-                <w:sz w:val="18"/>
-                <w:szCs w:val="18"/>
+                <w:sz w:val="21"/>
+                <w:szCs w:val="21"/>
               </w:rPr>
               <w:fldChar w:fldCharType="end"/>
             </w:r>
@@ -2671,8 +2823,8 @@
             <w:rPr>
               <w:smallCaps w:val="0"/>
               <w:noProof/>
-              <w:sz w:val="18"/>
-              <w:szCs w:val="18"/>
+              <w:sz w:val="21"/>
+              <w:szCs w:val="21"/>
               <w:lang w:val="ru-RU" w:eastAsia="ru-RU"/>
             </w:rPr>
           </w:pPr>
@@ -2681,8 +2833,8 @@
               <w:rPr>
                 <w:rStyle w:val="aff9"/>
                 <w:noProof/>
-                <w:sz w:val="18"/>
-                <w:szCs w:val="18"/>
+                <w:sz w:val="21"/>
+                <w:szCs w:val="21"/>
               </w:rPr>
               <w:t>1.2</w:t>
             </w:r>
@@ -2690,8 +2842,8 @@
               <w:rPr>
                 <w:smallCaps w:val="0"/>
                 <w:noProof/>
-                <w:sz w:val="18"/>
-                <w:szCs w:val="18"/>
+                <w:sz w:val="21"/>
+                <w:szCs w:val="21"/>
                 <w:lang w:val="ru-RU" w:eastAsia="ru-RU"/>
               </w:rPr>
               <w:tab/>
@@ -2700,8 +2852,8 @@
               <w:rPr>
                 <w:rStyle w:val="aff9"/>
                 <w:noProof/>
-                <w:sz w:val="18"/>
-                <w:szCs w:val="18"/>
+                <w:sz w:val="21"/>
+                <w:szCs w:val="21"/>
               </w:rPr>
               <w:t>Сведения об оценщике</w:t>
             </w:r>
@@ -2709,8 +2861,8 @@
               <w:rPr>
                 <w:noProof/>
                 <w:webHidden/>
-                <w:sz w:val="18"/>
-                <w:szCs w:val="18"/>
+                <w:sz w:val="21"/>
+                <w:szCs w:val="21"/>
               </w:rPr>
               <w:tab/>
             </w:r>
@@ -2718,8 +2870,8 @@
               <w:rPr>
                 <w:noProof/>
                 <w:webHidden/>
-                <w:sz w:val="18"/>
-                <w:szCs w:val="18"/>
+                <w:sz w:val="21"/>
+                <w:szCs w:val="21"/>
               </w:rPr>
               <w:fldChar w:fldCharType="begin"/>
             </w:r>
@@ -2727,8 +2879,8 @@
               <w:rPr>
                 <w:noProof/>
                 <w:webHidden/>
-                <w:sz w:val="18"/>
-                <w:szCs w:val="18"/>
+                <w:sz w:val="21"/>
+                <w:szCs w:val="21"/>
               </w:rPr>
               <w:instrText xml:space="preserve"> PAGEREF _Toc232587823 \h </w:instrText>
             </w:r>
@@ -2736,16 +2888,16 @@
               <w:rPr>
                 <w:noProof/>
                 <w:webHidden/>
-                <w:sz w:val="18"/>
-                <w:szCs w:val="18"/>
+                <w:sz w:val="21"/>
+                <w:szCs w:val="21"/>
               </w:rPr>
             </w:r>
             <w:r>
               <w:rPr>
                 <w:noProof/>
                 <w:webHidden/>
-                <w:sz w:val="18"/>
-                <w:szCs w:val="18"/>
+                <w:sz w:val="21"/>
+                <w:szCs w:val="21"/>
               </w:rPr>
               <w:fldChar w:fldCharType="separate"/>
             </w:r>
@@ -2753,17 +2905,17 @@
               <w:rPr>
                 <w:noProof/>
                 <w:webHidden/>
-                <w:sz w:val="18"/>
-                <w:szCs w:val="18"/>
-              </w:rPr>
-              <w:t>3</w:t>
+                <w:sz w:val="21"/>
+                <w:szCs w:val="21"/>
+              </w:rPr>
+              <w:t>4</w:t>
             </w:r>
             <w:r>
               <w:rPr>
                 <w:noProof/>
                 <w:webHidden/>
-                <w:sz w:val="18"/>
-                <w:szCs w:val="18"/>
+                <w:sz w:val="21"/>
+                <w:szCs w:val="21"/>
               </w:rPr>
               <w:fldChar w:fldCharType="end"/>
             </w:r>
@@ -2779,8 +2931,8 @@
             <w:rPr>
               <w:smallCaps w:val="0"/>
               <w:noProof/>
-              <w:sz w:val="18"/>
-              <w:szCs w:val="18"/>
+              <w:sz w:val="21"/>
+              <w:szCs w:val="21"/>
               <w:lang w:val="ru-RU" w:eastAsia="ru-RU"/>
             </w:rPr>
           </w:pPr>
@@ -2789,8 +2941,8 @@
               <w:rPr>
                 <w:rStyle w:val="aff9"/>
                 <w:noProof/>
-                <w:sz w:val="18"/>
-                <w:szCs w:val="18"/>
+                <w:sz w:val="21"/>
+                <w:szCs w:val="21"/>
               </w:rPr>
               <w:t>1.3</w:t>
             </w:r>
@@ -2798,8 +2950,8 @@
               <w:rPr>
                 <w:smallCaps w:val="0"/>
                 <w:noProof/>
-                <w:sz w:val="18"/>
-                <w:szCs w:val="18"/>
+                <w:sz w:val="21"/>
+                <w:szCs w:val="21"/>
                 <w:lang w:val="ru-RU" w:eastAsia="ru-RU"/>
               </w:rPr>
               <w:tab/>
@@ -2808,8 +2960,8 @@
               <w:rPr>
                 <w:rStyle w:val="aff9"/>
                 <w:noProof/>
-                <w:sz w:val="18"/>
-                <w:szCs w:val="18"/>
+                <w:sz w:val="21"/>
+                <w:szCs w:val="21"/>
               </w:rPr>
               <w:t>Нормативно-правовые акты, регулирующие оценочную      деятельность</w:t>
             </w:r>
@@ -2817,8 +2969,8 @@
               <w:rPr>
                 <w:noProof/>
                 <w:webHidden/>
-                <w:sz w:val="18"/>
-                <w:szCs w:val="18"/>
+                <w:sz w:val="21"/>
+                <w:szCs w:val="21"/>
               </w:rPr>
               <w:tab/>
             </w:r>
@@ -2826,8 +2978,8 @@
               <w:rPr>
                 <w:noProof/>
                 <w:webHidden/>
-                <w:sz w:val="18"/>
-                <w:szCs w:val="18"/>
+                <w:sz w:val="21"/>
+                <w:szCs w:val="21"/>
               </w:rPr>
               <w:fldChar w:fldCharType="begin"/>
             </w:r>
@@ -2835,8 +2987,8 @@
               <w:rPr>
                 <w:noProof/>
                 <w:webHidden/>
-                <w:sz w:val="18"/>
-                <w:szCs w:val="18"/>
+                <w:sz w:val="21"/>
+                <w:szCs w:val="21"/>
               </w:rPr>
               <w:instrText xml:space="preserve"> PAGEREF _Toc232587824 \h </w:instrText>
             </w:r>
@@ -2844,16 +2996,16 @@
               <w:rPr>
                 <w:noProof/>
                 <w:webHidden/>
-                <w:sz w:val="18"/>
-                <w:szCs w:val="18"/>
+                <w:sz w:val="21"/>
+                <w:szCs w:val="21"/>
               </w:rPr>
             </w:r>
             <w:r>
               <w:rPr>
                 <w:noProof/>
                 <w:webHidden/>
-                <w:sz w:val="18"/>
-                <w:szCs w:val="18"/>
+                <w:sz w:val="21"/>
+                <w:szCs w:val="21"/>
               </w:rPr>
               <w:fldChar w:fldCharType="separate"/>
             </w:r>
@@ -2861,17 +3013,17 @@
               <w:rPr>
                 <w:noProof/>
                 <w:webHidden/>
-                <w:sz w:val="18"/>
-                <w:szCs w:val="18"/>
-              </w:rPr>
-              <w:t>3</w:t>
+                <w:sz w:val="21"/>
+                <w:szCs w:val="21"/>
+              </w:rPr>
+              <w:t>4</w:t>
             </w:r>
             <w:r>
               <w:rPr>
                 <w:noProof/>
                 <w:webHidden/>
-                <w:sz w:val="18"/>
-                <w:szCs w:val="18"/>
+                <w:sz w:val="21"/>
+                <w:szCs w:val="21"/>
               </w:rPr>
               <w:fldChar w:fldCharType="end"/>
             </w:r>
@@ -2887,8 +3039,8 @@
             <w:rPr>
               <w:smallCaps w:val="0"/>
               <w:noProof/>
-              <w:sz w:val="18"/>
-              <w:szCs w:val="18"/>
+              <w:sz w:val="21"/>
+              <w:szCs w:val="21"/>
               <w:lang w:val="ru-RU" w:eastAsia="ru-RU"/>
             </w:rPr>
           </w:pPr>
@@ -2897,8 +3049,8 @@
               <w:rPr>
                 <w:rStyle w:val="aff9"/>
                 <w:noProof/>
-                <w:sz w:val="18"/>
-                <w:szCs w:val="18"/>
+                <w:sz w:val="21"/>
+                <w:szCs w:val="21"/>
               </w:rPr>
               <w:t>1.4</w:t>
             </w:r>
@@ -2906,8 +3058,8 @@
               <w:rPr>
                 <w:smallCaps w:val="0"/>
                 <w:noProof/>
-                <w:sz w:val="18"/>
-                <w:szCs w:val="18"/>
+                <w:sz w:val="21"/>
+                <w:szCs w:val="21"/>
                 <w:lang w:val="ru-RU" w:eastAsia="ru-RU"/>
               </w:rPr>
               <w:tab/>
@@ -2916,8 +3068,8 @@
               <w:rPr>
                 <w:rStyle w:val="aff9"/>
                 <w:noProof/>
-                <w:sz w:val="18"/>
-                <w:szCs w:val="18"/>
+                <w:sz w:val="21"/>
+                <w:szCs w:val="21"/>
               </w:rPr>
               <w:t>Основные условия, ограничения и допущения</w:t>
             </w:r>
@@ -2925,8 +3077,8 @@
               <w:rPr>
                 <w:noProof/>
                 <w:webHidden/>
-                <w:sz w:val="18"/>
-                <w:szCs w:val="18"/>
+                <w:sz w:val="21"/>
+                <w:szCs w:val="21"/>
               </w:rPr>
               <w:tab/>
             </w:r>
@@ -2934,8 +3086,8 @@
               <w:rPr>
                 <w:noProof/>
                 <w:webHidden/>
-                <w:sz w:val="18"/>
-                <w:szCs w:val="18"/>
+                <w:sz w:val="21"/>
+                <w:szCs w:val="21"/>
               </w:rPr>
               <w:fldChar w:fldCharType="begin"/>
             </w:r>
@@ -2943,8 +3095,8 @@
               <w:rPr>
                 <w:noProof/>
                 <w:webHidden/>
-                <w:sz w:val="18"/>
-                <w:szCs w:val="18"/>
+                <w:sz w:val="21"/>
+                <w:szCs w:val="21"/>
               </w:rPr>
               <w:instrText xml:space="preserve"> PAGEREF _Toc232587825 \h </w:instrText>
             </w:r>
@@ -2952,16 +3104,16 @@
               <w:rPr>
                 <w:noProof/>
                 <w:webHidden/>
-                <w:sz w:val="18"/>
-                <w:szCs w:val="18"/>
+                <w:sz w:val="21"/>
+                <w:szCs w:val="21"/>
               </w:rPr>
             </w:r>
             <w:r>
               <w:rPr>
                 <w:noProof/>
                 <w:webHidden/>
-                <w:sz w:val="18"/>
-                <w:szCs w:val="18"/>
+                <w:sz w:val="21"/>
+                <w:szCs w:val="21"/>
               </w:rPr>
               <w:fldChar w:fldCharType="separate"/>
             </w:r>
@@ -2969,17 +3121,17 @@
               <w:rPr>
                 <w:noProof/>
                 <w:webHidden/>
-                <w:sz w:val="18"/>
-                <w:szCs w:val="18"/>
-              </w:rPr>
-              <w:t>5</w:t>
+                <w:sz w:val="21"/>
+                <w:szCs w:val="21"/>
+              </w:rPr>
+              <w:t>6</w:t>
             </w:r>
             <w:r>
               <w:rPr>
                 <w:noProof/>
                 <w:webHidden/>
-                <w:sz w:val="18"/>
-                <w:szCs w:val="18"/>
+                <w:sz w:val="21"/>
+                <w:szCs w:val="21"/>
               </w:rPr>
               <w:fldChar w:fldCharType="end"/>
             </w:r>
@@ -2995,8 +3147,8 @@
             <w:rPr>
               <w:smallCaps w:val="0"/>
               <w:noProof/>
-              <w:sz w:val="18"/>
-              <w:szCs w:val="18"/>
+              <w:sz w:val="21"/>
+              <w:szCs w:val="21"/>
               <w:lang w:val="ru-RU" w:eastAsia="ru-RU"/>
             </w:rPr>
           </w:pPr>
@@ -3005,8 +3157,8 @@
               <w:rPr>
                 <w:rStyle w:val="aff9"/>
                 <w:noProof/>
-                <w:sz w:val="18"/>
-                <w:szCs w:val="18"/>
+                <w:sz w:val="21"/>
+                <w:szCs w:val="21"/>
               </w:rPr>
               <w:t>1.5</w:t>
             </w:r>
@@ -3014,8 +3166,8 @@
               <w:rPr>
                 <w:smallCaps w:val="0"/>
                 <w:noProof/>
-                <w:sz w:val="18"/>
-                <w:szCs w:val="18"/>
+                <w:sz w:val="21"/>
+                <w:szCs w:val="21"/>
                 <w:lang w:val="ru-RU" w:eastAsia="ru-RU"/>
               </w:rPr>
               <w:tab/>
@@ -3024,8 +3176,8 @@
               <w:rPr>
                 <w:rStyle w:val="aff9"/>
                 <w:noProof/>
-                <w:sz w:val="18"/>
-                <w:szCs w:val="18"/>
+                <w:sz w:val="21"/>
+                <w:szCs w:val="21"/>
               </w:rPr>
               <w:t>Используемая нормативно-методическая база</w:t>
             </w:r>
@@ -3033,8 +3185,8 @@
               <w:rPr>
                 <w:noProof/>
                 <w:webHidden/>
-                <w:sz w:val="18"/>
-                <w:szCs w:val="18"/>
+                <w:sz w:val="21"/>
+                <w:szCs w:val="21"/>
               </w:rPr>
               <w:tab/>
             </w:r>
@@ -3042,8 +3194,8 @@
               <w:rPr>
                 <w:noProof/>
                 <w:webHidden/>
-                <w:sz w:val="18"/>
-                <w:szCs w:val="18"/>
+                <w:sz w:val="21"/>
+                <w:szCs w:val="21"/>
               </w:rPr>
               <w:fldChar w:fldCharType="begin"/>
             </w:r>
@@ -3051,8 +3203,8 @@
               <w:rPr>
                 <w:noProof/>
                 <w:webHidden/>
-                <w:sz w:val="18"/>
-                <w:szCs w:val="18"/>
+                <w:sz w:val="21"/>
+                <w:szCs w:val="21"/>
               </w:rPr>
               <w:instrText xml:space="preserve"> PAGEREF _Toc232587826 \h </w:instrText>
             </w:r>
@@ -3060,16 +3212,16 @@
               <w:rPr>
                 <w:noProof/>
                 <w:webHidden/>
-                <w:sz w:val="18"/>
-                <w:szCs w:val="18"/>
+                <w:sz w:val="21"/>
+                <w:szCs w:val="21"/>
               </w:rPr>
             </w:r>
             <w:r>
               <w:rPr>
                 <w:noProof/>
                 <w:webHidden/>
-                <w:sz w:val="18"/>
-                <w:szCs w:val="18"/>
+                <w:sz w:val="21"/>
+                <w:szCs w:val="21"/>
               </w:rPr>
               <w:fldChar w:fldCharType="separate"/>
             </w:r>
@@ -3077,17 +3229,17 @@
               <w:rPr>
                 <w:noProof/>
                 <w:webHidden/>
-                <w:sz w:val="18"/>
-                <w:szCs w:val="18"/>
-              </w:rPr>
-              <w:t>6</w:t>
+                <w:sz w:val="21"/>
+                <w:szCs w:val="21"/>
+              </w:rPr>
+              <w:t>7</w:t>
             </w:r>
             <w:r>
               <w:rPr>
                 <w:noProof/>
                 <w:webHidden/>
-                <w:sz w:val="18"/>
-                <w:szCs w:val="18"/>
+                <w:sz w:val="21"/>
+                <w:szCs w:val="21"/>
               </w:rPr>
               <w:fldChar w:fldCharType="end"/>
             </w:r>
@@ -3105,8 +3257,8 @@
               <w:bCs w:val="0"/>
               <w:caps w:val="0"/>
               <w:noProof/>
-              <w:sz w:val="18"/>
-              <w:szCs w:val="18"/>
+              <w:sz w:val="21"/>
+              <w:szCs w:val="21"/>
               <w:lang w:val="ru-RU" w:eastAsia="ru-RU"/>
             </w:rPr>
           </w:pPr>
@@ -3115,8 +3267,8 @@
               <w:rPr>
                 <w:rStyle w:val="aff9"/>
                 <w:noProof/>
-                <w:sz w:val="18"/>
-                <w:szCs w:val="18"/>
+                <w:sz w:val="21"/>
+                <w:szCs w:val="21"/>
               </w:rPr>
               <w:t>2</w:t>
             </w:r>
@@ -3126,8 +3278,8 @@
                 <w:bCs w:val="0"/>
                 <w:caps w:val="0"/>
                 <w:noProof/>
-                <w:sz w:val="18"/>
-                <w:szCs w:val="18"/>
+                <w:sz w:val="21"/>
+                <w:szCs w:val="21"/>
                 <w:lang w:val="ru-RU" w:eastAsia="ru-RU"/>
               </w:rPr>
               <w:tab/>
@@ -3136,8 +3288,8 @@
               <w:rPr>
                 <w:rStyle w:val="aff9"/>
                 <w:noProof/>
-                <w:sz w:val="18"/>
-                <w:szCs w:val="18"/>
+                <w:sz w:val="21"/>
+                <w:szCs w:val="21"/>
               </w:rPr>
               <w:t>Характеристика объекта оценки</w:t>
             </w:r>
@@ -3145,8 +3297,8 @@
               <w:rPr>
                 <w:noProof/>
                 <w:webHidden/>
-                <w:sz w:val="18"/>
-                <w:szCs w:val="18"/>
+                <w:sz w:val="21"/>
+                <w:szCs w:val="21"/>
               </w:rPr>
               <w:tab/>
             </w:r>
@@ -3154,8 +3306,8 @@
               <w:rPr>
                 <w:noProof/>
                 <w:webHidden/>
-                <w:sz w:val="18"/>
-                <w:szCs w:val="18"/>
+                <w:sz w:val="21"/>
+                <w:szCs w:val="21"/>
               </w:rPr>
               <w:fldChar w:fldCharType="begin"/>
             </w:r>
@@ -3163,8 +3315,8 @@
               <w:rPr>
                 <w:noProof/>
                 <w:webHidden/>
-                <w:sz w:val="18"/>
-                <w:szCs w:val="18"/>
+                <w:sz w:val="21"/>
+                <w:szCs w:val="21"/>
               </w:rPr>
               <w:instrText xml:space="preserve"> PAGEREF _Toc232587827 \h </w:instrText>
             </w:r>
@@ -3172,16 +3324,16 @@
               <w:rPr>
                 <w:noProof/>
                 <w:webHidden/>
-                <w:sz w:val="18"/>
-                <w:szCs w:val="18"/>
+                <w:sz w:val="21"/>
+                <w:szCs w:val="21"/>
               </w:rPr>
             </w:r>
             <w:r>
               <w:rPr>
                 <w:noProof/>
                 <w:webHidden/>
-                <w:sz w:val="18"/>
-                <w:szCs w:val="18"/>
+                <w:sz w:val="21"/>
+                <w:szCs w:val="21"/>
               </w:rPr>
               <w:fldChar w:fldCharType="separate"/>
             </w:r>
@@ -3189,17 +3341,17 @@
               <w:rPr>
                 <w:noProof/>
                 <w:webHidden/>
-                <w:sz w:val="18"/>
-                <w:szCs w:val="18"/>
-              </w:rPr>
-              <w:t>6</w:t>
+                <w:sz w:val="21"/>
+                <w:szCs w:val="21"/>
+              </w:rPr>
+              <w:t>7</w:t>
             </w:r>
             <w:r>
               <w:rPr>
                 <w:noProof/>
                 <w:webHidden/>
-                <w:sz w:val="18"/>
-                <w:szCs w:val="18"/>
+                <w:sz w:val="21"/>
+                <w:szCs w:val="21"/>
               </w:rPr>
               <w:fldChar w:fldCharType="end"/>
             </w:r>
@@ -3215,8 +3367,8 @@
             <w:rPr>
               <w:smallCaps w:val="0"/>
               <w:noProof/>
-              <w:sz w:val="18"/>
-              <w:szCs w:val="18"/>
+              <w:sz w:val="21"/>
+              <w:szCs w:val="21"/>
               <w:lang w:val="ru-RU" w:eastAsia="ru-RU"/>
             </w:rPr>
           </w:pPr>
@@ -3225,8 +3377,8 @@
               <w:rPr>
                 <w:rStyle w:val="aff9"/>
                 <w:noProof/>
-                <w:sz w:val="18"/>
-                <w:szCs w:val="18"/>
+                <w:sz w:val="21"/>
+                <w:szCs w:val="21"/>
               </w:rPr>
               <w:t>2.1</w:t>
             </w:r>
@@ -3234,8 +3386,8 @@
               <w:rPr>
                 <w:smallCaps w:val="0"/>
                 <w:noProof/>
-                <w:sz w:val="18"/>
-                <w:szCs w:val="18"/>
+                <w:sz w:val="21"/>
+                <w:szCs w:val="21"/>
                 <w:lang w:val="ru-RU" w:eastAsia="ru-RU"/>
               </w:rPr>
               <w:tab/>
@@ -3244,8 +3396,8 @@
               <w:rPr>
                 <w:rStyle w:val="aff9"/>
                 <w:noProof/>
-                <w:sz w:val="18"/>
-                <w:szCs w:val="18"/>
+                <w:sz w:val="21"/>
+                <w:szCs w:val="21"/>
               </w:rPr>
               <w:t>Фото транспортного средства</w:t>
             </w:r>
@@ -3253,8 +3405,8 @@
               <w:rPr>
                 <w:noProof/>
                 <w:webHidden/>
-                <w:sz w:val="18"/>
-                <w:szCs w:val="18"/>
+                <w:sz w:val="21"/>
+                <w:szCs w:val="21"/>
               </w:rPr>
               <w:tab/>
             </w:r>
@@ -3262,8 +3414,8 @@
               <w:rPr>
                 <w:noProof/>
                 <w:webHidden/>
-                <w:sz w:val="18"/>
-                <w:szCs w:val="18"/>
+                <w:sz w:val="21"/>
+                <w:szCs w:val="21"/>
               </w:rPr>
               <w:fldChar w:fldCharType="begin"/>
             </w:r>
@@ -3271,8 +3423,8 @@
               <w:rPr>
                 <w:noProof/>
                 <w:webHidden/>
-                <w:sz w:val="18"/>
-                <w:szCs w:val="18"/>
+                <w:sz w:val="21"/>
+                <w:szCs w:val="21"/>
               </w:rPr>
               <w:instrText xml:space="preserve"> PAGEREF _Toc232587828 \h </w:instrText>
             </w:r>
@@ -3280,16 +3432,16 @@
               <w:rPr>
                 <w:noProof/>
                 <w:webHidden/>
-                <w:sz w:val="18"/>
-                <w:szCs w:val="18"/>
+                <w:sz w:val="21"/>
+                <w:szCs w:val="21"/>
               </w:rPr>
             </w:r>
             <w:r>
               <w:rPr>
                 <w:noProof/>
                 <w:webHidden/>
-                <w:sz w:val="18"/>
-                <w:szCs w:val="18"/>
+                <w:sz w:val="21"/>
+                <w:szCs w:val="21"/>
               </w:rPr>
               <w:fldChar w:fldCharType="separate"/>
             </w:r>
@@ -3297,17 +3449,17 @@
               <w:rPr>
                 <w:noProof/>
                 <w:webHidden/>
-                <w:sz w:val="18"/>
-                <w:szCs w:val="18"/>
-              </w:rPr>
-              <w:t>7</w:t>
+                <w:sz w:val="21"/>
+                <w:szCs w:val="21"/>
+              </w:rPr>
+              <w:t>8</w:t>
             </w:r>
             <w:r>
               <w:rPr>
                 <w:noProof/>
                 <w:webHidden/>
-                <w:sz w:val="18"/>
-                <w:szCs w:val="18"/>
+                <w:sz w:val="21"/>
+                <w:szCs w:val="21"/>
               </w:rPr>
               <w:fldChar w:fldCharType="end"/>
             </w:r>
@@ -3325,8 +3477,8 @@
               <w:bCs w:val="0"/>
               <w:caps w:val="0"/>
               <w:noProof/>
-              <w:sz w:val="18"/>
-              <w:szCs w:val="18"/>
+              <w:sz w:val="21"/>
+              <w:szCs w:val="21"/>
               <w:lang w:val="ru-RU" w:eastAsia="ru-RU"/>
             </w:rPr>
           </w:pPr>
@@ -3335,8 +3487,8 @@
               <w:rPr>
                 <w:rStyle w:val="aff9"/>
                 <w:noProof/>
-                <w:sz w:val="18"/>
-                <w:szCs w:val="18"/>
+                <w:sz w:val="21"/>
+                <w:szCs w:val="21"/>
               </w:rPr>
               <w:t>3</w:t>
             </w:r>
@@ -3346,8 +3498,8 @@
                 <w:bCs w:val="0"/>
                 <w:caps w:val="0"/>
                 <w:noProof/>
-                <w:sz w:val="18"/>
-                <w:szCs w:val="18"/>
+                <w:sz w:val="21"/>
+                <w:szCs w:val="21"/>
                 <w:lang w:val="ru-RU" w:eastAsia="ru-RU"/>
               </w:rPr>
               <w:tab/>
@@ -3356,8 +3508,8 @@
               <w:rPr>
                 <w:rStyle w:val="aff9"/>
                 <w:noProof/>
-                <w:sz w:val="18"/>
-                <w:szCs w:val="18"/>
+                <w:sz w:val="21"/>
+                <w:szCs w:val="21"/>
               </w:rPr>
               <w:t>Расчетная часть отчета</w:t>
             </w:r>
@@ -3365,8 +3517,8 @@
               <w:rPr>
                 <w:noProof/>
                 <w:webHidden/>
-                <w:sz w:val="18"/>
-                <w:szCs w:val="18"/>
+                <w:sz w:val="21"/>
+                <w:szCs w:val="21"/>
               </w:rPr>
               <w:tab/>
             </w:r>
@@ -3374,8 +3526,8 @@
               <w:rPr>
                 <w:noProof/>
                 <w:webHidden/>
-                <w:sz w:val="18"/>
-                <w:szCs w:val="18"/>
+                <w:sz w:val="21"/>
+                <w:szCs w:val="21"/>
               </w:rPr>
               <w:fldChar w:fldCharType="begin"/>
             </w:r>
@@ -3383,8 +3535,8 @@
               <w:rPr>
                 <w:noProof/>
                 <w:webHidden/>
-                <w:sz w:val="18"/>
-                <w:szCs w:val="18"/>
+                <w:sz w:val="21"/>
+                <w:szCs w:val="21"/>
               </w:rPr>
               <w:instrText xml:space="preserve"> PAGEREF _Toc232587829 \h </w:instrText>
             </w:r>
@@ -3392,16 +3544,16 @@
               <w:rPr>
                 <w:noProof/>
                 <w:webHidden/>
-                <w:sz w:val="18"/>
-                <w:szCs w:val="18"/>
+                <w:sz w:val="21"/>
+                <w:szCs w:val="21"/>
               </w:rPr>
             </w:r>
             <w:r>
               <w:rPr>
                 <w:noProof/>
                 <w:webHidden/>
-                <w:sz w:val="18"/>
-                <w:szCs w:val="18"/>
+                <w:sz w:val="21"/>
+                <w:szCs w:val="21"/>
               </w:rPr>
               <w:fldChar w:fldCharType="separate"/>
             </w:r>
@@ -3409,17 +3561,17 @@
               <w:rPr>
                 <w:noProof/>
                 <w:webHidden/>
-                <w:sz w:val="18"/>
-                <w:szCs w:val="18"/>
-              </w:rPr>
-              <w:t>8</w:t>
+                <w:sz w:val="21"/>
+                <w:szCs w:val="21"/>
+              </w:rPr>
+              <w:t>9</w:t>
             </w:r>
             <w:r>
               <w:rPr>
                 <w:noProof/>
                 <w:webHidden/>
-                <w:sz w:val="18"/>
-                <w:szCs w:val="18"/>
+                <w:sz w:val="21"/>
+                <w:szCs w:val="21"/>
               </w:rPr>
               <w:fldChar w:fldCharType="end"/>
             </w:r>
@@ -3435,8 +3587,8 @@
             <w:rPr>
               <w:smallCaps w:val="0"/>
               <w:noProof/>
-              <w:sz w:val="18"/>
-              <w:szCs w:val="18"/>
+              <w:sz w:val="21"/>
+              <w:szCs w:val="21"/>
               <w:lang w:val="ru-RU" w:eastAsia="ru-RU"/>
             </w:rPr>
           </w:pPr>
@@ -3445,8 +3597,8 @@
               <w:rPr>
                 <w:rStyle w:val="aff9"/>
                 <w:noProof/>
-                <w:sz w:val="18"/>
-                <w:szCs w:val="18"/>
+                <w:sz w:val="21"/>
+                <w:szCs w:val="21"/>
               </w:rPr>
               <w:t>3.1</w:t>
             </w:r>
@@ -3454,8 +3606,8 @@
               <w:rPr>
                 <w:smallCaps w:val="0"/>
                 <w:noProof/>
-                <w:sz w:val="18"/>
-                <w:szCs w:val="18"/>
+                <w:sz w:val="21"/>
+                <w:szCs w:val="21"/>
                 <w:lang w:val="ru-RU" w:eastAsia="ru-RU"/>
               </w:rPr>
               <w:tab/>
@@ -3464,8 +3616,8 @@
               <w:rPr>
                 <w:rStyle w:val="aff9"/>
                 <w:noProof/>
-                <w:sz w:val="18"/>
-                <w:szCs w:val="18"/>
+                <w:sz w:val="21"/>
+                <w:szCs w:val="21"/>
               </w:rPr>
               <w:t>Обоснование использованных подходов и методов оценки</w:t>
             </w:r>
@@ -3473,8 +3625,8 @@
               <w:rPr>
                 <w:noProof/>
                 <w:webHidden/>
-                <w:sz w:val="18"/>
-                <w:szCs w:val="18"/>
+                <w:sz w:val="21"/>
+                <w:szCs w:val="21"/>
               </w:rPr>
               <w:tab/>
             </w:r>
@@ -3482,8 +3634,8 @@
               <w:rPr>
                 <w:noProof/>
                 <w:webHidden/>
-                <w:sz w:val="18"/>
-                <w:szCs w:val="18"/>
+                <w:sz w:val="21"/>
+                <w:szCs w:val="21"/>
               </w:rPr>
               <w:fldChar w:fldCharType="begin"/>
             </w:r>
@@ -3491,8 +3643,8 @@
               <w:rPr>
                 <w:noProof/>
                 <w:webHidden/>
-                <w:sz w:val="18"/>
-                <w:szCs w:val="18"/>
+                <w:sz w:val="21"/>
+                <w:szCs w:val="21"/>
               </w:rPr>
               <w:instrText xml:space="preserve"> PAGEREF _Toc232587830 \h </w:instrText>
             </w:r>
@@ -3500,16 +3652,16 @@
               <w:rPr>
                 <w:noProof/>
                 <w:webHidden/>
-                <w:sz w:val="18"/>
-                <w:szCs w:val="18"/>
+                <w:sz w:val="21"/>
+                <w:szCs w:val="21"/>
               </w:rPr>
             </w:r>
             <w:r>
               <w:rPr>
                 <w:noProof/>
                 <w:webHidden/>
-                <w:sz w:val="18"/>
-                <w:szCs w:val="18"/>
+                <w:sz w:val="21"/>
+                <w:szCs w:val="21"/>
               </w:rPr>
               <w:fldChar w:fldCharType="separate"/>
             </w:r>
@@ -3517,17 +3669,17 @@
               <w:rPr>
                 <w:noProof/>
                 <w:webHidden/>
-                <w:sz w:val="18"/>
-                <w:szCs w:val="18"/>
-              </w:rPr>
-              <w:t>8</w:t>
+                <w:sz w:val="21"/>
+                <w:szCs w:val="21"/>
+              </w:rPr>
+              <w:t>9</w:t>
             </w:r>
             <w:r>
               <w:rPr>
                 <w:noProof/>
                 <w:webHidden/>
-                <w:sz w:val="18"/>
-                <w:szCs w:val="18"/>
+                <w:sz w:val="21"/>
+                <w:szCs w:val="21"/>
               </w:rPr>
               <w:fldChar w:fldCharType="end"/>
             </w:r>
@@ -3543,8 +3695,8 @@
             <w:rPr>
               <w:smallCaps w:val="0"/>
               <w:noProof/>
-              <w:sz w:val="18"/>
-              <w:szCs w:val="18"/>
+              <w:sz w:val="21"/>
+              <w:szCs w:val="21"/>
               <w:lang w:val="ru-RU" w:eastAsia="ru-RU"/>
             </w:rPr>
           </w:pPr>
@@ -3553,8 +3705,8 @@
               <w:rPr>
                 <w:rStyle w:val="aff9"/>
                 <w:noProof/>
-                <w:sz w:val="18"/>
-                <w:szCs w:val="18"/>
+                <w:sz w:val="21"/>
+                <w:szCs w:val="21"/>
               </w:rPr>
               <w:t>3.2</w:t>
             </w:r>
@@ -3562,8 +3714,8 @@
               <w:rPr>
                 <w:smallCaps w:val="0"/>
                 <w:noProof/>
-                <w:sz w:val="18"/>
-                <w:szCs w:val="18"/>
+                <w:sz w:val="21"/>
+                <w:szCs w:val="21"/>
                 <w:lang w:val="ru-RU" w:eastAsia="ru-RU"/>
               </w:rPr>
               <w:tab/>
@@ -3572,8 +3724,8 @@
               <w:rPr>
                 <w:rStyle w:val="aff9"/>
                 <w:noProof/>
-                <w:sz w:val="18"/>
-                <w:szCs w:val="18"/>
+                <w:sz w:val="21"/>
+                <w:szCs w:val="21"/>
               </w:rPr>
               <w:t>Калькуляция</w:t>
             </w:r>
@@ -3581,8 +3733,8 @@
               <w:rPr>
                 <w:noProof/>
                 <w:webHidden/>
-                <w:sz w:val="18"/>
-                <w:szCs w:val="18"/>
+                <w:sz w:val="21"/>
+                <w:szCs w:val="21"/>
               </w:rPr>
               <w:tab/>
             </w:r>
@@ -3590,8 +3742,8 @@
               <w:rPr>
                 <w:noProof/>
                 <w:webHidden/>
-                <w:sz w:val="18"/>
-                <w:szCs w:val="18"/>
+                <w:sz w:val="21"/>
+                <w:szCs w:val="21"/>
               </w:rPr>
               <w:fldChar w:fldCharType="begin"/>
             </w:r>
@@ -3599,8 +3751,8 @@
               <w:rPr>
                 <w:noProof/>
                 <w:webHidden/>
-                <w:sz w:val="18"/>
-                <w:szCs w:val="18"/>
+                <w:sz w:val="21"/>
+                <w:szCs w:val="21"/>
               </w:rPr>
               <w:instrText xml:space="preserve"> PAGEREF _Toc232587831 \h </w:instrText>
             </w:r>
@@ -3608,16 +3760,16 @@
               <w:rPr>
                 <w:noProof/>
                 <w:webHidden/>
-                <w:sz w:val="18"/>
-                <w:szCs w:val="18"/>
+                <w:sz w:val="21"/>
+                <w:szCs w:val="21"/>
               </w:rPr>
             </w:r>
             <w:r>
               <w:rPr>
                 <w:noProof/>
                 <w:webHidden/>
-                <w:sz w:val="18"/>
-                <w:szCs w:val="18"/>
+                <w:sz w:val="21"/>
+                <w:szCs w:val="21"/>
               </w:rPr>
               <w:fldChar w:fldCharType="separate"/>
             </w:r>
@@ -3625,17 +3777,17 @@
               <w:rPr>
                 <w:noProof/>
                 <w:webHidden/>
-                <w:sz w:val="18"/>
-                <w:szCs w:val="18"/>
-              </w:rPr>
-              <w:t>8</w:t>
+                <w:sz w:val="21"/>
+                <w:szCs w:val="21"/>
+              </w:rPr>
+              <w:t>9</w:t>
             </w:r>
             <w:r>
               <w:rPr>
                 <w:noProof/>
                 <w:webHidden/>
-                <w:sz w:val="18"/>
-                <w:szCs w:val="18"/>
+                <w:sz w:val="21"/>
+                <w:szCs w:val="21"/>
               </w:rPr>
               <w:fldChar w:fldCharType="end"/>
             </w:r>
@@ -3653,8 +3805,8 @@
               <w:bCs w:val="0"/>
               <w:caps w:val="0"/>
               <w:noProof/>
-              <w:sz w:val="18"/>
-              <w:szCs w:val="18"/>
+              <w:sz w:val="21"/>
+              <w:szCs w:val="21"/>
               <w:lang w:val="ru-RU" w:eastAsia="ru-RU"/>
             </w:rPr>
           </w:pPr>
@@ -3663,8 +3815,8 @@
               <w:rPr>
                 <w:rStyle w:val="aff9"/>
                 <w:noProof/>
-                <w:sz w:val="18"/>
-                <w:szCs w:val="18"/>
+                <w:sz w:val="21"/>
+                <w:szCs w:val="21"/>
               </w:rPr>
               <w:t>4</w:t>
             </w:r>
@@ -3674,8 +3826,8 @@
                 <w:bCs w:val="0"/>
                 <w:caps w:val="0"/>
                 <w:noProof/>
-                <w:sz w:val="18"/>
-                <w:szCs w:val="18"/>
+                <w:sz w:val="21"/>
+                <w:szCs w:val="21"/>
                 <w:lang w:val="ru-RU" w:eastAsia="ru-RU"/>
               </w:rPr>
               <w:tab/>
@@ -3684,8 +3836,8 @@
               <w:rPr>
                 <w:rStyle w:val="aff9"/>
                 <w:noProof/>
-                <w:sz w:val="18"/>
-                <w:szCs w:val="18"/>
+                <w:sz w:val="21"/>
+                <w:szCs w:val="21"/>
               </w:rPr>
               <w:t>Смета на ремонт автомашины</w:t>
             </w:r>
@@ -3693,8 +3845,8 @@
               <w:rPr>
                 <w:noProof/>
                 <w:webHidden/>
-                <w:sz w:val="18"/>
-                <w:szCs w:val="18"/>
+                <w:sz w:val="21"/>
+                <w:szCs w:val="21"/>
               </w:rPr>
               <w:tab/>
             </w:r>
@@ -3702,8 +3854,8 @@
               <w:rPr>
                 <w:noProof/>
                 <w:webHidden/>
-                <w:sz w:val="18"/>
-                <w:szCs w:val="18"/>
+                <w:sz w:val="21"/>
+                <w:szCs w:val="21"/>
               </w:rPr>
               <w:fldChar w:fldCharType="begin"/>
             </w:r>
@@ -3711,8 +3863,8 @@
               <w:rPr>
                 <w:noProof/>
                 <w:webHidden/>
-                <w:sz w:val="18"/>
-                <w:szCs w:val="18"/>
+                <w:sz w:val="21"/>
+                <w:szCs w:val="21"/>
               </w:rPr>
               <w:instrText xml:space="preserve"> PAGEREF _Toc232587832 \h </w:instrText>
             </w:r>
@@ -3720,16 +3872,16 @@
               <w:rPr>
                 <w:noProof/>
                 <w:webHidden/>
-                <w:sz w:val="18"/>
-                <w:szCs w:val="18"/>
+                <w:sz w:val="21"/>
+                <w:szCs w:val="21"/>
               </w:rPr>
             </w:r>
             <w:r>
               <w:rPr>
                 <w:noProof/>
                 <w:webHidden/>
-                <w:sz w:val="18"/>
-                <w:szCs w:val="18"/>
+                <w:sz w:val="21"/>
+                <w:szCs w:val="21"/>
               </w:rPr>
               <w:fldChar w:fldCharType="separate"/>
             </w:r>
@@ -3737,17 +3889,17 @@
               <w:rPr>
                 <w:noProof/>
                 <w:webHidden/>
-                <w:sz w:val="18"/>
-                <w:szCs w:val="18"/>
-              </w:rPr>
-              <w:t>8</w:t>
+                <w:sz w:val="21"/>
+                <w:szCs w:val="21"/>
+              </w:rPr>
+              <w:t>9</w:t>
             </w:r>
             <w:r>
               <w:rPr>
                 <w:noProof/>
                 <w:webHidden/>
-                <w:sz w:val="18"/>
-                <w:szCs w:val="18"/>
+                <w:sz w:val="21"/>
+                <w:szCs w:val="21"/>
               </w:rPr>
               <w:fldChar w:fldCharType="end"/>
             </w:r>
@@ -3763,8 +3915,8 @@
             <w:rPr>
               <w:smallCaps w:val="0"/>
               <w:noProof/>
-              <w:sz w:val="18"/>
-              <w:szCs w:val="18"/>
+              <w:sz w:val="21"/>
+              <w:szCs w:val="21"/>
               <w:lang w:val="ru-RU" w:eastAsia="ru-RU"/>
             </w:rPr>
           </w:pPr>
@@ -3773,8 +3925,8 @@
               <w:rPr>
                 <w:rStyle w:val="aff9"/>
                 <w:noProof/>
-                <w:sz w:val="18"/>
-                <w:szCs w:val="18"/>
+                <w:sz w:val="21"/>
+                <w:szCs w:val="21"/>
               </w:rPr>
               <w:t>4.1</w:t>
             </w:r>
@@ -3782,8 +3934,8 @@
               <w:rPr>
                 <w:smallCaps w:val="0"/>
                 <w:noProof/>
-                <w:sz w:val="18"/>
-                <w:szCs w:val="18"/>
+                <w:sz w:val="21"/>
+                <w:szCs w:val="21"/>
                 <w:lang w:val="ru-RU" w:eastAsia="ru-RU"/>
               </w:rPr>
               <w:tab/>
@@ -3792,8 +3944,8 @@
               <w:rPr>
                 <w:rStyle w:val="aff9"/>
                 <w:noProof/>
-                <w:sz w:val="18"/>
-                <w:szCs w:val="18"/>
+                <w:sz w:val="21"/>
+                <w:szCs w:val="21"/>
               </w:rPr>
               <w:t>Согласование полученных результатов оценки</w:t>
             </w:r>
@@ -3801,8 +3953,8 @@
               <w:rPr>
                 <w:noProof/>
                 <w:webHidden/>
-                <w:sz w:val="18"/>
-                <w:szCs w:val="18"/>
+                <w:sz w:val="21"/>
+                <w:szCs w:val="21"/>
               </w:rPr>
               <w:tab/>
             </w:r>
@@ -3810,8 +3962,8 @@
               <w:rPr>
                 <w:noProof/>
                 <w:webHidden/>
-                <w:sz w:val="18"/>
-                <w:szCs w:val="18"/>
+                <w:sz w:val="21"/>
+                <w:szCs w:val="21"/>
               </w:rPr>
               <w:fldChar w:fldCharType="begin"/>
             </w:r>
@@ -3819,8 +3971,8 @@
               <w:rPr>
                 <w:noProof/>
                 <w:webHidden/>
-                <w:sz w:val="18"/>
-                <w:szCs w:val="18"/>
+                <w:sz w:val="21"/>
+                <w:szCs w:val="21"/>
               </w:rPr>
               <w:instrText xml:space="preserve"> PAGEREF _Toc232587833 \h </w:instrText>
             </w:r>
@@ -3828,16 +3980,16 @@
               <w:rPr>
                 <w:noProof/>
                 <w:webHidden/>
-                <w:sz w:val="18"/>
-                <w:szCs w:val="18"/>
+                <w:sz w:val="21"/>
+                <w:szCs w:val="21"/>
               </w:rPr>
             </w:r>
             <w:r>
               <w:rPr>
                 <w:noProof/>
                 <w:webHidden/>
-                <w:sz w:val="18"/>
-                <w:szCs w:val="18"/>
+                <w:sz w:val="21"/>
+                <w:szCs w:val="21"/>
               </w:rPr>
               <w:fldChar w:fldCharType="separate"/>
             </w:r>
@@ -3845,17 +3997,17 @@
               <w:rPr>
                 <w:noProof/>
                 <w:webHidden/>
-                <w:sz w:val="18"/>
-                <w:szCs w:val="18"/>
-              </w:rPr>
-              <w:t>10</w:t>
+                <w:sz w:val="21"/>
+                <w:szCs w:val="21"/>
+              </w:rPr>
+              <w:t>11</w:t>
             </w:r>
             <w:r>
               <w:rPr>
                 <w:noProof/>
                 <w:webHidden/>
-                <w:sz w:val="18"/>
-                <w:szCs w:val="18"/>
+                <w:sz w:val="21"/>
+                <w:szCs w:val="21"/>
               </w:rPr>
               <w:fldChar w:fldCharType="end"/>
             </w:r>
@@ -3873,8 +4025,8 @@
               <w:bCs w:val="0"/>
               <w:caps w:val="0"/>
               <w:noProof/>
-              <w:sz w:val="18"/>
-              <w:szCs w:val="18"/>
+              <w:sz w:val="21"/>
+              <w:szCs w:val="21"/>
               <w:lang w:val="ru-RU" w:eastAsia="ru-RU"/>
             </w:rPr>
           </w:pPr>
@@ -3883,8 +4035,8 @@
               <w:rPr>
                 <w:rStyle w:val="aff9"/>
                 <w:noProof/>
-                <w:sz w:val="18"/>
-                <w:szCs w:val="18"/>
+                <w:sz w:val="21"/>
+                <w:szCs w:val="21"/>
               </w:rPr>
               <w:t>5</w:t>
             </w:r>
@@ -3894,8 +4046,8 @@
                 <w:bCs w:val="0"/>
                 <w:caps w:val="0"/>
                 <w:noProof/>
-                <w:sz w:val="18"/>
-                <w:szCs w:val="18"/>
+                <w:sz w:val="21"/>
+                <w:szCs w:val="21"/>
                 <w:lang w:val="ru-RU" w:eastAsia="ru-RU"/>
               </w:rPr>
               <w:tab/>
@@ -3904,8 +4056,8 @@
               <w:rPr>
                 <w:rStyle w:val="aff9"/>
                 <w:noProof/>
-                <w:sz w:val="18"/>
-                <w:szCs w:val="18"/>
+                <w:sz w:val="21"/>
+                <w:szCs w:val="21"/>
               </w:rPr>
               <w:t>Заключение</w:t>
             </w:r>
@@ -3913,8 +4065,8 @@
               <w:rPr>
                 <w:noProof/>
                 <w:webHidden/>
-                <w:sz w:val="18"/>
-                <w:szCs w:val="18"/>
+                <w:sz w:val="21"/>
+                <w:szCs w:val="21"/>
               </w:rPr>
               <w:tab/>
             </w:r>
@@ -3922,8 +4074,8 @@
               <w:rPr>
                 <w:noProof/>
                 <w:webHidden/>
-                <w:sz w:val="18"/>
-                <w:szCs w:val="18"/>
+                <w:sz w:val="21"/>
+                <w:szCs w:val="21"/>
               </w:rPr>
               <w:fldChar w:fldCharType="begin"/>
             </w:r>
@@ -3931,8 +4083,8 @@
               <w:rPr>
                 <w:noProof/>
                 <w:webHidden/>
-                <w:sz w:val="18"/>
-                <w:szCs w:val="18"/>
+                <w:sz w:val="21"/>
+                <w:szCs w:val="21"/>
               </w:rPr>
               <w:instrText xml:space="preserve"> PAGEREF _Toc232587834 \h </w:instrText>
             </w:r>
@@ -3940,16 +4092,16 @@
               <w:rPr>
                 <w:noProof/>
                 <w:webHidden/>
-                <w:sz w:val="18"/>
-                <w:szCs w:val="18"/>
+                <w:sz w:val="21"/>
+                <w:szCs w:val="21"/>
               </w:rPr>
             </w:r>
             <w:r>
               <w:rPr>
                 <w:noProof/>
                 <w:webHidden/>
-                <w:sz w:val="18"/>
-                <w:szCs w:val="18"/>
+                <w:sz w:val="21"/>
+                <w:szCs w:val="21"/>
               </w:rPr>
               <w:fldChar w:fldCharType="separate"/>
             </w:r>
@@ -3957,17 +4109,17 @@
               <w:rPr>
                 <w:noProof/>
                 <w:webHidden/>
-                <w:sz w:val="18"/>
-                <w:szCs w:val="18"/>
-              </w:rPr>
-              <w:t>10</w:t>
+                <w:sz w:val="21"/>
+                <w:szCs w:val="21"/>
+              </w:rPr>
+              <w:t>11</w:t>
             </w:r>
             <w:r>
               <w:rPr>
                 <w:noProof/>
                 <w:webHidden/>
-                <w:sz w:val="18"/>
-                <w:szCs w:val="18"/>
+                <w:sz w:val="21"/>
+                <w:szCs w:val="21"/>
               </w:rPr>
               <w:fldChar w:fldCharType="end"/>
             </w:r>
@@ -3985,8 +4137,8 @@
               <w:bCs w:val="0"/>
               <w:caps w:val="0"/>
               <w:noProof/>
-              <w:sz w:val="16"/>
-              <w:szCs w:val="16"/>
+              <w:sz w:val="21"/>
+              <w:szCs w:val="21"/>
               <w:lang w:val="ru-RU" w:eastAsia="ru-RU"/>
             </w:rPr>
           </w:pPr>
@@ -3995,8 +4147,8 @@
               <w:rPr>
                 <w:rStyle w:val="aff9"/>
                 <w:noProof/>
-                <w:sz w:val="18"/>
-                <w:szCs w:val="18"/>
+                <w:sz w:val="21"/>
+                <w:szCs w:val="21"/>
               </w:rPr>
               <w:t>6</w:t>
             </w:r>
@@ -4006,8 +4158,8 @@
                 <w:bCs w:val="0"/>
                 <w:caps w:val="0"/>
                 <w:noProof/>
-                <w:sz w:val="18"/>
-                <w:szCs w:val="18"/>
+                <w:sz w:val="21"/>
+                <w:szCs w:val="21"/>
                 <w:lang w:val="ru-RU" w:eastAsia="ru-RU"/>
               </w:rPr>
               <w:tab/>
@@ -4016,8 +4168,8 @@
               <w:rPr>
                 <w:rStyle w:val="aff9"/>
                 <w:noProof/>
-                <w:sz w:val="18"/>
-                <w:szCs w:val="18"/>
+                <w:sz w:val="21"/>
+                <w:szCs w:val="21"/>
               </w:rPr>
               <w:t>Приложение</w:t>
             </w:r>
@@ -4025,8 +4177,8 @@
               <w:rPr>
                 <w:noProof/>
                 <w:webHidden/>
-                <w:sz w:val="18"/>
-                <w:szCs w:val="18"/>
+                <w:sz w:val="21"/>
+                <w:szCs w:val="21"/>
               </w:rPr>
               <w:tab/>
             </w:r>
@@ -4034,8 +4186,8 @@
               <w:rPr>
                 <w:noProof/>
                 <w:webHidden/>
-                <w:sz w:val="18"/>
-                <w:szCs w:val="18"/>
+                <w:sz w:val="21"/>
+                <w:szCs w:val="21"/>
               </w:rPr>
               <w:fldChar w:fldCharType="begin"/>
             </w:r>
@@ -4043,8 +4195,8 @@
               <w:rPr>
                 <w:noProof/>
                 <w:webHidden/>
-                <w:sz w:val="18"/>
-                <w:szCs w:val="18"/>
+                <w:sz w:val="21"/>
+                <w:szCs w:val="21"/>
               </w:rPr>
               <w:instrText xml:space="preserve"> PAGEREF _Toc232587835 \h </w:instrText>
             </w:r>
@@ -4052,16 +4204,16 @@
               <w:rPr>
                 <w:noProof/>
                 <w:webHidden/>
-                <w:sz w:val="18"/>
-                <w:szCs w:val="18"/>
+                <w:sz w:val="21"/>
+                <w:szCs w:val="21"/>
               </w:rPr>
             </w:r>
             <w:r>
               <w:rPr>
                 <w:noProof/>
                 <w:webHidden/>
-                <w:sz w:val="18"/>
-                <w:szCs w:val="18"/>
+                <w:sz w:val="21"/>
+                <w:szCs w:val="21"/>
               </w:rPr>
               <w:fldChar w:fldCharType="separate"/>
             </w:r>
@@ -4069,17 +4221,17 @@
               <w:rPr>
                 <w:noProof/>
                 <w:webHidden/>
-                <w:sz w:val="18"/>
-                <w:szCs w:val="18"/>
-              </w:rPr>
-              <w:t>11</w:t>
+                <w:sz w:val="21"/>
+                <w:szCs w:val="21"/>
+              </w:rPr>
+              <w:t>12</w:t>
             </w:r>
             <w:r>
               <w:rPr>
                 <w:noProof/>
                 <w:webHidden/>
-                <w:sz w:val="18"/>
-                <w:szCs w:val="18"/>
+                <w:sz w:val="21"/>
+                <w:szCs w:val="21"/>
               </w:rPr>
               <w:fldChar w:fldCharType="end"/>
             </w:r>
@@ -4095,14 +4247,31 @@
             <w:rPr>
               <w:b/>
               <w:bCs/>
-              <w:sz w:val="20"/>
-              <w:szCs w:val="20"/>
             </w:rPr>
             <w:fldChar w:fldCharType="end"/>
           </w:r>
         </w:p>
       </w:sdtContent>
     </w:sdt>
+    <w:bookmarkStart w:id="1" w:name="_Toc232587821" w:displacedByCustomXml="prev"/>
+    <w:p/>
+    <w:p/>
+    <w:p/>
+    <w:p/>
+    <w:p/>
+    <w:p/>
+    <w:p/>
+    <w:p/>
+    <w:p/>
+    <w:p/>
+    <w:p/>
+    <w:p/>
+    <w:p/>
+    <w:p/>
+    <w:p/>
+    <w:p/>
+    <w:p/>
+    <w:p/>
     <w:p>
       <w:pPr>
         <w:pStyle w:val="10"/>
@@ -4118,7 +4287,6 @@
           <w:szCs w:val="24"/>
         </w:rPr>
       </w:pPr>
-      <w:bookmarkStart w:id="1" w:name="_Toc232587821"/>
       <w:proofErr w:type="spellStart"/>
       <w:r>
         <w:rPr>
@@ -5572,6 +5740,7 @@
           <w:color w:val="000000" w:themeColor="text1"/>
           <w:sz w:val="24"/>
           <w:szCs w:val="24"/>
+          <w:lang w:val="ru-RU"/>
         </w:rPr>
       </w:pPr>
       <w:bookmarkStart w:id="4" w:name="_Toc232587824"/>
@@ -5582,6 +5751,7 @@
           <w:color w:val="000000" w:themeColor="text1"/>
           <w:sz w:val="24"/>
           <w:szCs w:val="24"/>
+          <w:lang w:val="ru-RU"/>
         </w:rPr>
         <w:t>Нормативно-правовые акты, регулирующие оценочную      деятельность</w:t>
       </w:r>
@@ -5703,6 +5873,7 @@
           <w:bCs/>
           <w:lang w:val="ru-RU"/>
         </w:rPr>
+        <w:lastRenderedPageBreak/>
         <w:t>Автотранспортное средство</w:t>
       </w:r>
       <w:r>
@@ -6093,6 +6264,7 @@
         <w:rPr>
           <w:lang w:val="ru-RU"/>
         </w:rPr>
+        <w:lastRenderedPageBreak/>
         <w:t>Одна из сторон сделки не обязана отчуждать объект оценки, а другая сторона не обязана принимать исполнение;</w:t>
       </w:r>
     </w:p>
@@ -6564,7 +6736,14 @@
         <w:rPr>
           <w:lang w:val="ru-RU"/>
         </w:rPr>
-        <w:t>Настоящий отчет достоверен лишь в указанных в нем целях. Оценщик не несет ответственности в случае его использования третьими лицами, не указанными в договоре на проведение оценки. Ни заказчик, ни оценщик не могут использовать Отчет иначе, чем это предусмотрено договором об оценке;</w:t>
+        <w:t xml:space="preserve">Настоящий отчет достоверен лишь в указанных в нем целях. Оценщик не несет ответственности в случае его использования третьими лицами, не указанными в договоре на проведение оценки. Ни </w:t>
+      </w:r>
+      <w:r>
+        <w:rPr>
+          <w:lang w:val="ru-RU"/>
+        </w:rPr>
+        <w:lastRenderedPageBreak/>
+        <w:t>заказчик, ни оценщик не могут использовать Отчет иначе, чем это предусмотрено договором об оценке;</w:t>
       </w:r>
     </w:p>
     <w:p>
@@ -6946,7 +7125,6 @@
         <w:rPr>
           <w:lang w:val="ru-RU"/>
         </w:rPr>
-        <w:lastRenderedPageBreak/>
         <w:t>Методические рекомендации для судебных экспертов. Исследование автомототранспортных средств в целях определения стоимости восстановительного ремонта и оценки. Москва, Минюст РФ, 2013 г. (ред. от 22 января 2015 г);</w:t>
       </w:r>
     </w:p>
@@ -7273,6 +7451,7 @@
           <w:sz w:val="24"/>
           <w:szCs w:val="24"/>
         </w:rPr>
+        <w:lastRenderedPageBreak/>
         <w:t>Фото</w:t>
       </w:r>
       <w:r>
@@ -7517,7 +7696,6 @@
                 <w:szCs w:val="16"/>
                 <w:lang w:val="ru-RU" w:eastAsia="ru-RU"/>
               </w:rPr>
-              <w:lastRenderedPageBreak/>
               <w:drawing>
                 <wp:inline distT="0" distB="0" distL="0" distR="0" wp14:anchorId="784B8765" wp14:editId="04962F9F">
                   <wp:extent cx="3240000" cy="2430000"/>
@@ -7824,15 +8002,6 @@
     </w:tbl>
     <w:p>
       <w:pPr>
-        <w:pStyle w:val="21"/>
-        <w:numPr>
-          <w:ilvl w:val="0"/>
-          <w:numId w:val="0"/>
-        </w:numPr>
-      </w:pPr>
-    </w:p>
-    <w:p>
-      <w:pPr>
         <w:pStyle w:val="10"/>
         <w:pBdr>
           <w:bottom w:val="none" w:sz="0" w:space="0" w:color="auto"/>
@@ -7847,6 +8016,7 @@
         </w:rPr>
       </w:pPr>
       <w:bookmarkStart w:id="10" w:name="_Toc232587829"/>
+      <w:proofErr w:type="spellStart"/>
       <w:r>
         <w:rPr>
           <w:rFonts w:asciiTheme="minorHAnsi" w:hAnsiTheme="minorHAnsi"/>
@@ -7855,14 +8025,11 @@
           <w:sz w:val="24"/>
           <w:szCs w:val="24"/>
         </w:rPr>
-        <w:t>Расчетная часть отчета</w:t>
-      </w:r>
-      <w:bookmarkEnd w:id="10"/>
-    </w:p>
-    <w:p>
-      <w:pPr>
-        <w:pStyle w:val="22"/>
-        <w:jc w:val="center"/>
+        <w:lastRenderedPageBreak/>
+        <w:t>Расчетная</w:t>
+      </w:r>
+      <w:proofErr w:type="spellEnd"/>
+      <w:r>
         <w:rPr>
           <w:rFonts w:asciiTheme="minorHAnsi" w:hAnsiTheme="minorHAnsi"/>
           <w:b/>
@@ -7870,8 +8037,9 @@
           <w:sz w:val="24"/>
           <w:szCs w:val="24"/>
         </w:rPr>
-      </w:pPr>
-      <w:bookmarkStart w:id="11" w:name="_Toc232587830"/>
+        <w:t xml:space="preserve"> </w:t>
+      </w:r>
+      <w:proofErr w:type="spellStart"/>
       <w:r>
         <w:rPr>
           <w:rFonts w:asciiTheme="minorHAnsi" w:hAnsiTheme="minorHAnsi"/>
@@ -7880,70 +8048,10 @@
           <w:sz w:val="24"/>
           <w:szCs w:val="24"/>
         </w:rPr>
-        <w:t>Обоснование использованных подходов и методов оценки</w:t>
-      </w:r>
-      <w:bookmarkEnd w:id="11"/>
-    </w:p>
-    <w:p>
-      <w:pPr>
-        <w:jc w:val="both"/>
-        <w:rPr>
-          <w:lang w:val="ru-RU"/>
-        </w:rPr>
-      </w:pPr>
-      <w:r>
-        <w:rPr>
-          <w:lang w:val="ru-RU"/>
-        </w:rPr>
-        <w:t>Согласно требованиям Стандартов оценки, расчет осуществляется тремя подходами: затратным, сравнительным и доходным.</w:t>
-      </w:r>
-    </w:p>
-    <w:p>
-      <w:pPr>
-        <w:jc w:val="both"/>
-        <w:rPr>
-          <w:lang w:val="ru-RU"/>
-        </w:rPr>
-      </w:pPr>
-      <w:r>
-        <w:rPr>
-          <w:lang w:val="ru-RU"/>
-        </w:rPr>
-        <w:t>Затратный подход применялся для определения стоимости затрат на восстановление в целом. Использовался метод поэлементного расчета затрат, который заключается в суммировании стоимостей отдельных элементов объекта оценки, затрат на их приобретение, транспортировку и сборку с учетом прибыли.</w:t>
-      </w:r>
-    </w:p>
-    <w:p>
-      <w:pPr>
-        <w:jc w:val="both"/>
-        <w:rPr>
-          <w:lang w:val="ru-RU"/>
-        </w:rPr>
-      </w:pPr>
-      <w:r>
-        <w:rPr>
-          <w:lang w:val="ru-RU"/>
-        </w:rPr>
-        <w:t>Сравнительный подход применялся при определении элементов затрат: стоимости единицы услуг, материалов и запчастей. Использовался метод рыночной информации, который заключается в определении стоимости имущества путем поиска и анализа информации о ценах продаж.</w:t>
-      </w:r>
-    </w:p>
-    <w:p>
-      <w:pPr>
-        <w:jc w:val="both"/>
-        <w:rPr>
-          <w:lang w:val="ru-RU"/>
-        </w:rPr>
-      </w:pPr>
-      <w:r>
-        <w:rPr>
-          <w:lang w:val="ru-RU"/>
-        </w:rPr>
-        <w:t>Доходный подход не использовался, так как при ремонте не подразумевается получение доходов ни одной из заинтересованных сторон.</w:t>
-      </w:r>
-    </w:p>
-    <w:p>
-      <w:pPr>
-        <w:pStyle w:val="22"/>
-        <w:jc w:val="center"/>
+        <w:t>часть</w:t>
+      </w:r>
+      <w:proofErr w:type="spellEnd"/>
+      <w:r>
         <w:rPr>
           <w:rFonts w:asciiTheme="minorHAnsi" w:hAnsiTheme="minorHAnsi"/>
           <w:b/>
@@ -7951,8 +8059,9 @@
           <w:sz w:val="24"/>
           <w:szCs w:val="24"/>
         </w:rPr>
-      </w:pPr>
-      <w:bookmarkStart w:id="12" w:name="_Toc232587831"/>
+        <w:t xml:space="preserve"> </w:t>
+      </w:r>
+      <w:proofErr w:type="spellStart"/>
       <w:r>
         <w:rPr>
           <w:rFonts w:asciiTheme="minorHAnsi" w:hAnsiTheme="minorHAnsi"/>
@@ -7961,7 +8070,115 @@
           <w:sz w:val="24"/>
           <w:szCs w:val="24"/>
         </w:rPr>
-        <w:lastRenderedPageBreak/>
+        <w:t>отчета</w:t>
+      </w:r>
+      <w:bookmarkEnd w:id="10"/>
+      <w:proofErr w:type="spellEnd"/>
+    </w:p>
+    <w:p>
+      <w:pPr>
+        <w:pStyle w:val="22"/>
+        <w:jc w:val="center"/>
+        <w:rPr>
+          <w:rFonts w:asciiTheme="minorHAnsi" w:hAnsiTheme="minorHAnsi"/>
+          <w:b/>
+          <w:color w:val="000000" w:themeColor="text1"/>
+          <w:sz w:val="24"/>
+          <w:szCs w:val="24"/>
+          <w:lang w:val="ru-RU"/>
+        </w:rPr>
+      </w:pPr>
+      <w:bookmarkStart w:id="11" w:name="_Toc232587830"/>
+      <w:r>
+        <w:rPr>
+          <w:rFonts w:asciiTheme="minorHAnsi" w:hAnsiTheme="minorHAnsi"/>
+          <w:b/>
+          <w:color w:val="000000" w:themeColor="text1"/>
+          <w:sz w:val="24"/>
+          <w:szCs w:val="24"/>
+          <w:lang w:val="ru-RU"/>
+        </w:rPr>
+        <w:t>Обоснование использованных подходов и методов оценки</w:t>
+      </w:r>
+      <w:bookmarkEnd w:id="11"/>
+    </w:p>
+    <w:p>
+      <w:pPr>
+        <w:jc w:val="both"/>
+        <w:rPr>
+          <w:lang w:val="ru-RU"/>
+        </w:rPr>
+      </w:pPr>
+      <w:r>
+        <w:rPr>
+          <w:lang w:val="ru-RU"/>
+        </w:rPr>
+        <w:t>Согласно требованиям Стандартов оценки, расчет осуществляется тремя подходами: затратным, сравнительным и доходным.</w:t>
+      </w:r>
+    </w:p>
+    <w:p>
+      <w:pPr>
+        <w:jc w:val="both"/>
+        <w:rPr>
+          <w:lang w:val="ru-RU"/>
+        </w:rPr>
+      </w:pPr>
+      <w:r>
+        <w:rPr>
+          <w:lang w:val="ru-RU"/>
+        </w:rPr>
+        <w:t>Затратный подход применялся для определения стоимости затрат на восстановление в целом. Использовался метод поэлементного расчета затрат, который заключается в суммировании стоимостей отдельных элементов объекта оценки, затрат на их приобретение, транспортировку и сборку с учетом прибыли.</w:t>
+      </w:r>
+    </w:p>
+    <w:p>
+      <w:pPr>
+        <w:jc w:val="both"/>
+        <w:rPr>
+          <w:lang w:val="ru-RU"/>
+        </w:rPr>
+      </w:pPr>
+      <w:r>
+        <w:rPr>
+          <w:lang w:val="ru-RU"/>
+        </w:rPr>
+        <w:t>Сравнительный подход применялся при определении элементов затрат: стоимости единицы услуг, материалов и запчастей. Использовался метод рыночной информации, который заключается в определении стоимости имущества путем поиска и анализа информации о ценах продаж.</w:t>
+      </w:r>
+    </w:p>
+    <w:p>
+      <w:pPr>
+        <w:jc w:val="both"/>
+        <w:rPr>
+          <w:lang w:val="ru-RU"/>
+        </w:rPr>
+      </w:pPr>
+      <w:r>
+        <w:rPr>
+          <w:lang w:val="ru-RU"/>
+        </w:rPr>
+        <w:t>Доходный подход не использовался, так как при ремонте не подразумевается получение доходов ни одной из заинтересованных сторон.</w:t>
+      </w:r>
+    </w:p>
+    <w:p>
+      <w:pPr>
+        <w:pStyle w:val="22"/>
+        <w:jc w:val="center"/>
+        <w:rPr>
+          <w:rFonts w:asciiTheme="minorHAnsi" w:hAnsiTheme="minorHAnsi"/>
+          <w:b/>
+          <w:color w:val="000000" w:themeColor="text1"/>
+          <w:sz w:val="24"/>
+          <w:szCs w:val="24"/>
+        </w:rPr>
+      </w:pPr>
+      <w:bookmarkStart w:id="12" w:name="_Toc232587831"/>
+      <w:r>
+        <w:rPr>
+          <w:rFonts w:asciiTheme="minorHAnsi" w:hAnsiTheme="minorHAnsi"/>
+          <w:b/>
+          <w:color w:val="000000" w:themeColor="text1"/>
+          <w:sz w:val="24"/>
+          <w:szCs w:val="24"/>
+        </w:rPr>
         <w:t>Калькуляция</w:t>
       </w:r>
       <w:bookmarkEnd w:id="12"/>
@@ -8914,6 +9131,7 @@
                 <w:bCs/>
                 <w:lang w:val="ru-RU"/>
               </w:rPr>
+              <w:lastRenderedPageBreak/>
               <w:t>3</w:t>
             </w:r>
           </w:p>
@@ -9874,7 +10092,6 @@
                 <w:bCs/>
                 <w:lang w:val="ru-RU"/>
               </w:rPr>
-              <w:lastRenderedPageBreak/>
               <w:t>1</w:t>
             </w:r>
           </w:p>
@@ -11337,7 +11554,7 @@
               </wp:anchor>
             </w:drawing>
           </mc:Choice>
-          <mc:Fallback xmlns:cx="http://schemas.microsoft.com/office/drawing/2014/chartex" xmlns:cx1="http://schemas.microsoft.com/office/drawing/2015/9/8/chartex" xmlns:cx2="http://schemas.microsoft.com/office/drawing/2015/10/21/chartex" xmlns:cx3="http://schemas.microsoft.com/office/drawing/2016/5/9/chartex" xmlns:cx4="http://schemas.microsoft.com/office/drawing/2016/5/10/chartex" xmlns:cx5="http://schemas.microsoft.com/office/drawing/2016/5/11/chartex" xmlns:cx6="http://schemas.microsoft.com/office/drawing/2016/5/12/chartex" xmlns:cx7="http://schemas.microsoft.com/office/drawing/2016/5/13/chartex" xmlns:cx8="http://schemas.microsoft.com/office/drawing/2016/5/14/chartex" xmlns:aink="http://schemas.microsoft.com/office/drawing/2016/ink" xmlns:am3d="http://schemas.microsoft.com/office/drawing/2017/model3d" xmlns:oel="http://schemas.microsoft.com/office/2019/extlst" xmlns:w16cex="http://schemas.microsoft.com/office/word/2018/wordml/cex" xmlns:w16cid="http://schemas.microsoft.com/office/word/2016/wordml/cid" xmlns:w16="http://schemas.microsoft.com/office/word/2018/wordml" xmlns:w16du="http://schemas.microsoft.com/office/word/2023/wordml/word16du" xmlns:w16sdtdh="http://schemas.microsoft.com/office/word/2020/wordml/sdtdatahash" xmlns:w16sdtfl="http://schemas.microsoft.com/office/word/2024/wordml/sdtformatlock" xmlns:w16se="http://schemas.microsoft.com/office/word/2015/wordml/symex">
+          <mc:Fallback xmlns:w16se="http://schemas.microsoft.com/office/word/2015/wordml/symex" xmlns:w16sdtfl="http://schemas.microsoft.com/office/word/2024/wordml/sdtformatlock" xmlns:w16sdtdh="http://schemas.microsoft.com/office/word/2020/wordml/sdtdatahash" xmlns:w16du="http://schemas.microsoft.com/office/word/2023/wordml/word16du" xmlns:w16="http://schemas.microsoft.com/office/word/2018/wordml" xmlns:w16cid="http://schemas.microsoft.com/office/word/2016/wordml/cid" xmlns:w16cex="http://schemas.microsoft.com/office/word/2018/wordml/cex" xmlns:oel="http://schemas.microsoft.com/office/2019/extlst" xmlns:am3d="http://schemas.microsoft.com/office/drawing/2017/model3d" xmlns:aink="http://schemas.microsoft.com/office/drawing/2016/ink" xmlns:cx8="http://schemas.microsoft.com/office/drawing/2016/5/14/chartex" xmlns:cx7="http://schemas.microsoft.com/office/drawing/2016/5/13/chartex" xmlns:cx6="http://schemas.microsoft.com/office/drawing/2016/5/12/chartex" xmlns:cx5="http://schemas.microsoft.com/office/drawing/2016/5/11/chartex" xmlns:cx4="http://schemas.microsoft.com/office/drawing/2016/5/10/chartex" xmlns:cx3="http://schemas.microsoft.com/office/drawing/2016/5/9/chartex" xmlns:cx2="http://schemas.microsoft.com/office/drawing/2015/10/21/chartex" xmlns:cx1="http://schemas.microsoft.com/office/drawing/2015/9/8/chartex" xmlns:cx="http://schemas.microsoft.com/office/drawing/2014/chartex">
             <w:pict>
               <v:line w14:anchorId="6EDAF21F" id="Прямая соединительная линия 1018451489" o:spid="_x0000_s1026" style="position:absolute;z-index:-251632640;visibility:visible;mso-wrap-style:square;mso-width-percent:0;mso-height-percent:0;mso-wrap-distance-left:9pt;mso-wrap-distance-top:0;mso-wrap-distance-right:9pt;mso-wrap-distance-bottom:0;mso-position-horizontal:absolute;mso-position-horizontal-relative:text;mso-position-vertical:absolute;mso-position-vertical-relative:text;mso-width-percent:0;mso-height-percent:0;mso-width-relative:margin;mso-height-relative:margin" from="3.15pt,31.75pt" to="488.45pt,31.75pt" o:gfxdata="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" strokecolor="#4f81bd [3204]" strokeweight="2pt">
                 <v:stroke opacity="62965f"/>
@@ -11392,6 +11609,24 @@
     </w:p>
     <w:p>
       <w:pPr>
+        <w:rPr>
+          <w:rFonts w:cs="Arial"/>
+          <w:lang w:val="ru-RU"/>
+        </w:rPr>
+      </w:pPr>
+    </w:p>
+    <w:p>
+      <w:pPr>
+        <w:rPr>
+          <w:rFonts w:cs="Arial"/>
+          <w:lang w:val="ru-RU"/>
+        </w:rPr>
+      </w:pPr>
+      <w:bookmarkStart w:id="15" w:name="_GoBack"/>
+      <w:bookmarkEnd w:id="15"/>
+    </w:p>
+    <w:p>
+      <w:pPr>
         <w:pStyle w:val="22"/>
         <w:jc w:val="center"/>
         <w:rPr>
@@ -11402,7 +11637,7 @@
           <w:szCs w:val="24"/>
         </w:rPr>
       </w:pPr>
-      <w:bookmarkStart w:id="15" w:name="_Toc232587833"/>
+      <w:bookmarkStart w:id="16" w:name="_Toc232587833"/>
       <w:r>
         <w:rPr>
           <w:rFonts w:asciiTheme="minorHAnsi" w:hAnsiTheme="minorHAnsi"/>
@@ -11411,9 +11646,10 @@
           <w:sz w:val="24"/>
           <w:szCs w:val="24"/>
         </w:rPr>
+        <w:lastRenderedPageBreak/>
         <w:t>Согласование полученных результатов оценки</w:t>
       </w:r>
-      <w:bookmarkEnd w:id="15"/>
+      <w:bookmarkEnd w:id="16"/>
     </w:p>
     <w:p>
       <w:pPr>
@@ -11682,7 +11918,7 @@
           <w:szCs w:val="24"/>
         </w:rPr>
       </w:pPr>
-      <w:bookmarkStart w:id="16" w:name="_Toc232587834"/>
+      <w:bookmarkStart w:id="17" w:name="_Toc232587834"/>
       <w:r>
         <w:rPr>
           <w:rFonts w:asciiTheme="minorHAnsi" w:hAnsiTheme="minorHAnsi"/>
@@ -11703,7 +11939,7 @@
         </w:rPr>
         <w:t>е</w:t>
       </w:r>
-      <w:bookmarkEnd w:id="16"/>
+      <w:bookmarkEnd w:id="17"/>
     </w:p>
     <w:p>
       <w:pPr>
@@ -11911,7 +12147,6 @@
           <w:bCs/>
         </w:rPr>
       </w:pPr>
-      <w:bookmarkStart w:id="17" w:name="_GoBack"/>
       <w:r>
         <w:rPr>
           <w:b/>
@@ -11945,7 +12180,6 @@
         </w:rPr>
         <w:t xml:space="preserve"> </w:t>
       </w:r>
-      <w:bookmarkEnd w:id="17"/>
       <w:r>
         <w:rPr>
           <w:b/>
@@ -12669,6 +12903,7 @@
                                 <w:calendar w:val="gregorian"/>
                               </w:date>
                             </w:sdtPr>
+                            <w:sdtEndPr/>
                             <w:sdtContent>
                               <w:p>
                                 <w:pPr>
@@ -12887,7 +13122,7 @@
                               <w:szCs w:val="28"/>
                               <w:lang w:val="ru-RU"/>
                             </w:rPr>
-                            <w:t>8</w:t>
+                            <w:t>12</w:t>
                           </w:r>
                           <w:r>
                             <w:rPr>
@@ -12964,7 +13199,7 @@
                         <w:szCs w:val="28"/>
                         <w:lang w:val="ru-RU"/>
                       </w:rPr>
-                      <w:t>8</w:t>
+                      <w:t>12</w:t>
                     </w:r>
                     <w:r>
                       <w:rPr>
@@ -13174,6 +13409,7 @@
         <w:dataBinding w:prefixMappings="xmlns:ns0='http://purl.org/dc/elements/1.1/' xmlns:ns1='http://schemas.openxmlformats.org/package/2006/metadata/core-properties' " w:xpath="/ns1:coreProperties[1]/ns0:title[1]" w:storeItemID="{6C3C8BC8-F283-45AE-878A-BAB7291924A1}"/>
         <w:text/>
       </w:sdtPr>
+      <w:sdtEndPr/>
       <w:sdtContent>
         <w:proofErr w:type="spellStart"/>
         <w:r>
@@ -28925,13 +29161,13 @@
     <w:sig w:usb0="E00006FF" w:usb1="420024FF" w:usb2="02000000" w:usb3="00000000" w:csb0="0000019F" w:csb1="00000000"/>
   </w:font>
   <w:font w:name="MS Mincho">
-    <w:altName w:val="MS Gothic"/>
+    <w:altName w:val="ＭＳ 明朝"/>
     <w:panose1 w:val="02020609040205080304"/>
     <w:charset w:val="80"/>
     <w:family w:val="roman"/>
     <w:notTrueType/>
     <w:pitch w:val="fixed"/>
-    <w:sig w:usb0="00000000" w:usb1="08070000" w:usb2="00000010" w:usb3="00000000" w:csb0="00020000" w:csb1="00000000"/>
+    <w:sig w:usb0="00000001" w:usb1="08070000" w:usb2="00000010" w:usb3="00000000" w:csb0="00020000" w:csb1="00000000"/>
   </w:font>
   <w:font w:name="Calibri">
     <w:panose1 w:val="020F0502020204030204"/>
@@ -28958,10 +29194,11 @@
   </w:font>
   <w:font w:name="Segoe UI">
     <w:panose1 w:val="020B0502040204020203"/>
-    <w:charset w:val="CC"/>
+    <w:charset w:val="00"/>
     <w:family w:val="swiss"/>
+    <w:notTrueType/>
     <w:pitch w:val="variable"/>
-    <w:sig w:usb0="E4002EFF" w:usb1="C000E47F" w:usb2="00000009" w:usb3="00000000" w:csb0="000001FF" w:csb1="00000000"/>
+    <w:sig w:usb0="00000003" w:usb1="00000000" w:usb2="00000000" w:usb3="00000000" w:csb0="00000001" w:csb1="00000000"/>
   </w:font>
   <w:font w:name="Arial">
     <w:panose1 w:val="020B0604020202020204"/>
@@ -29195,6 +29432,7 @@
     <w:rsid w:val="00B93886"/>
     <w:rsid w:val="00B93A10"/>
     <w:rsid w:val="00BB676C"/>
+    <w:rsid w:val="00BC003E"/>
     <w:rsid w:val="00BC0201"/>
     <w:rsid w:val="00C02276"/>
     <w:rsid w:val="00C03D54"/>
@@ -30054,7 +30292,7 @@
 </file>
 
 <file path=customXml/itemProps1.xml><?xml version="1.0" encoding="utf-8"?>
-<ds:datastoreItem xmlns:ds="http://schemas.openxmlformats.org/officeDocument/2006/customXml" ds:itemID="{A7A713C8-C6FD-48A2-8D94-48348EC00636}">
+<ds:datastoreItem xmlns:ds="http://schemas.openxmlformats.org/officeDocument/2006/customXml" ds:itemID="{F2FA59AE-A6B1-4CF4-B98D-1E6459D6AA76}">
   <ds:schemaRefs>
     <ds:schemaRef ds:uri="http://schemas.openxmlformats.org/officeDocument/2006/bibliography"/>
   </ds:schemaRefs>
